--- a/Knowledge/3-Work knowledge/1-Software Engineering/2-General Technologies/9-Databases/5-My Source/1-Intro to Databases/1-Data Models/1-Components of a Data Model/2-Types of Relationships/1-One-to-One.docx
+++ b/Knowledge/3-Work knowledge/1-Software Engineering/2-General Technologies/9-Databases/5-My Source/1-Intro to Databases/1-Data Models/1-Components of a Data Model/2-Types of Relationships/1-One-to-One.docx
@@ -27,7 +27,7 @@
     <w:p>
       <w:r>
         <w:rPr>
-          <w:rFonts w:ascii="Arial" w:hAnsi="Arial" w:cs="Arial"/>
+          <w:rFonts w:ascii="Arial" w:hAnsi="Arial" w:cs="Arial" w:eastAsia="Arial"/>
           <w:b/>
           <w:color w:val="000000"/>
           <w:sz w:val="18"/>
@@ -37,7 +37,7 @@
       </w:r>
       <w:r>
         <w:rPr>
-          <w:rFonts w:ascii="Arial" w:hAnsi="Arial" w:cs="Arial"/>
+          <w:rFonts w:ascii="Arial" w:hAnsi="Arial" w:cs="Arial" w:eastAsia="Arial"/>
           <w:color w:val="000000"/>
           <w:sz w:val="18"/>
           <w:highlight w:val="lightGray"/>
@@ -46,7 +46,7 @@
       </w:r>
       <w:r>
         <w:rPr>
-          <w:rFonts w:ascii="Arial" w:hAnsi="Arial" w:cs="Arial"/>
+          <w:rFonts w:ascii="Arial" w:hAnsi="Arial" w:cs="Arial" w:eastAsia="Arial"/>
           <w:b/>
           <w:color w:val="000000"/>
           <w:sz w:val="18"/>
@@ -56,7 +56,7 @@
       </w:r>
       <w:r>
         <w:rPr>
-          <w:rFonts w:ascii="Arial" w:hAnsi="Arial" w:cs="Arial"/>
+          <w:rFonts w:ascii="Arial" w:hAnsi="Arial" w:cs="Arial" w:eastAsia="Arial"/>
           <w:color w:val="000000"/>
           <w:sz w:val="18"/>
           <w:highlight w:val="lightGray"/>
@@ -65,7 +65,7 @@
       </w:r>
       <w:r>
         <w:rPr>
-          <w:rFonts w:ascii="Arial" w:hAnsi="Arial" w:cs="Arial"/>
+          <w:rFonts w:ascii="Arial" w:hAnsi="Arial" w:cs="Arial" w:eastAsia="Arial"/>
           <w:b/>
           <w:color w:val="000000"/>
           <w:sz w:val="18"/>
@@ -75,7 +75,7 @@
       </w:r>
       <w:r>
         <w:rPr>
-          <w:rFonts w:ascii="Arial" w:hAnsi="Arial" w:cs="Arial"/>
+          <w:rFonts w:ascii="Arial" w:hAnsi="Arial" w:cs="Arial" w:eastAsia="Arial"/>
           <w:color w:val="000000"/>
           <w:sz w:val="18"/>
           <w:highlight w:val="lightGray"/>
@@ -91,13 +91,13 @@
       </w:pPr>
       <w:r>
         <w:rPr>
-          <w:rFonts w:ascii="Roboto Mono" w:hAnsi="Roboto Mono"/>
+          <w:rFonts w:ascii="Roboto Mono" w:hAnsi="Roboto Mono" w:eastAsia="Roboto Mono"/>
         </w:rPr>
         <w:t xml:space="preserve">A </w:t>
       </w:r>
       <w:r>
         <w:rPr>
-          <w:rFonts w:ascii="Roboto Mono" w:hAnsi="Roboto Mono"/>
+          <w:rFonts w:ascii="Roboto Mono" w:hAnsi="Roboto Mono" w:eastAsia="Roboto Mono"/>
           <w:b/>
           <w:bCs/>
         </w:rPr>
@@ -105,13 +105,13 @@
       </w:r>
       <w:r>
         <w:rPr>
-          <w:rFonts w:ascii="Roboto Mono" w:hAnsi="Roboto Mono"/>
+          <w:rFonts w:ascii="Roboto Mono" w:hAnsi="Roboto Mono" w:eastAsia="Roboto Mono"/>
         </w:rPr>
         <w:t xml:space="preserve"> exists when </w:t>
       </w:r>
       <w:r>
         <w:rPr>
-          <w:rFonts w:ascii="Roboto Mono" w:hAnsi="Roboto Mono"/>
+          <w:rFonts w:ascii="Roboto Mono" w:hAnsi="Roboto Mono" w:eastAsia="Roboto Mono"/>
           <w:b/>
           <w:bCs/>
         </w:rPr>
@@ -119,7 +119,7 @@
       </w:r>
       <w:r>
         <w:rPr>
-          <w:rFonts w:ascii="Roboto Mono" w:hAnsi="Roboto Mono"/>
+          <w:rFonts w:ascii="Roboto Mono" w:hAnsi="Roboto Mono" w:eastAsia="Roboto Mono"/>
         </w:rPr>
         <w:t>, and vice versa.</w:t>
       </w:r>
@@ -132,7 +132,7 @@
       </w:pPr>
       <w:r>
         <w:rPr>
-          <w:rFonts w:ascii="Roboto Mono" w:hAnsi="Roboto Mono"/>
+          <w:rFonts w:ascii="Roboto Mono" w:hAnsi="Roboto Mono" w:eastAsia="Roboto Mono"/>
         </w:rPr>
         <w:t>In other words:</w:t>
       </w:r>
@@ -205,19 +205,19 @@
       </w:pPr>
       <w:r>
         <w:rPr>
-          <w:rFonts w:ascii="Roboto Mono" w:hAnsi="Roboto Mono"/>
+          <w:rFonts w:ascii="Roboto Mono" w:hAnsi="Roboto Mono" w:eastAsia="Roboto Mono"/>
         </w:rPr>
         <w:t xml:space="preserve">One A </w:t>
       </w:r>
       <w:r>
         <w:rPr>
-          <w:rFonts w:ascii="Arial" w:hAnsi="Arial" w:cs="Arial"/>
+          <w:rFonts w:ascii="Roboto Mono" w:hAnsi="Roboto Mono" w:cs="Arial" w:eastAsia="Roboto Mono"/>
         </w:rPr>
         <w:t>↔</w:t>
       </w:r>
       <w:r>
         <w:rPr>
-          <w:rFonts w:ascii="Roboto Mono" w:hAnsi="Roboto Mono"/>
+          <w:rFonts w:ascii="Roboto Mono" w:hAnsi="Roboto Mono" w:eastAsia="Roboto Mono"/>
         </w:rPr>
         <w:t xml:space="preserve"> One B</w:t>
       </w:r>
@@ -230,7 +230,7 @@
       </w:pPr>
       <w:r>
         <w:rPr>
-          <w:rFonts w:ascii="Roboto Mono" w:hAnsi="Roboto Mono"/>
+          <w:rFonts w:ascii="Roboto Mono" w:hAnsi="Roboto Mono" w:eastAsia="Roboto Mono"/>
         </w:rPr>
         <w:t>Neither side can have more than one matching record.</w:t>
       </w:r>
@@ -243,7 +243,7 @@
       </w:pPr>
       <w:r>
         <w:rPr>
-          <w:rFonts w:ascii="Roboto Mono" w:hAnsi="Roboto Mono"/>
+          <w:rFonts w:ascii="Roboto Mono" w:hAnsi="Roboto Mono" w:eastAsia="Roboto Mono"/>
         </w:rPr>
         <w:pict w14:anchorId="2B37CC0D">
           <v:rect id="_x0000_i1025" style="width:0;height:1.5pt" o:hralign="center" o:hrstd="t" o:hr="t" fillcolor="#a0a0a0" stroked="f"/>
@@ -267,7 +267,7 @@
     <w:p>
       <w:r>
         <w:rPr>
-          <w:rFonts w:ascii="Arial" w:hAnsi="Arial" w:cs="Arial"/>
+          <w:rFonts w:ascii="Arial" w:hAnsi="Arial" w:cs="Arial" w:eastAsia="Arial"/>
           <w:b/>
           <w:color w:val="000000"/>
           <w:sz w:val="18"/>
@@ -277,7 +277,7 @@
       </w:r>
       <w:r>
         <w:rPr>
-          <w:rFonts w:ascii="Arial" w:hAnsi="Arial" w:cs="Arial"/>
+          <w:rFonts w:ascii="Arial" w:hAnsi="Arial" w:cs="Arial" w:eastAsia="Arial"/>
           <w:color w:val="000000"/>
           <w:sz w:val="18"/>
           <w:highlight w:val="lightGray"/>
@@ -286,7 +286,7 @@
       </w:r>
       <w:r>
         <w:rPr>
-          <w:rFonts w:ascii="Arial" w:hAnsi="Arial" w:cs="Arial"/>
+          <w:rFonts w:ascii="Arial" w:hAnsi="Arial" w:cs="Arial" w:eastAsia="Arial"/>
           <w:b/>
           <w:color w:val="000000"/>
           <w:sz w:val="18"/>
@@ -296,7 +296,7 @@
       </w:r>
       <w:r>
         <w:rPr>
-          <w:rFonts w:ascii="Arial" w:hAnsi="Arial" w:cs="Arial"/>
+          <w:rFonts w:ascii="Arial" w:hAnsi="Arial" w:cs="Arial" w:eastAsia="Arial"/>
           <w:color w:val="000000"/>
           <w:sz w:val="18"/>
           <w:highlight w:val="lightGray"/>
@@ -305,7 +305,7 @@
       </w:r>
       <w:r>
         <w:rPr>
-          <w:rFonts w:ascii="Arial" w:hAnsi="Arial" w:cs="Arial"/>
+          <w:rFonts w:ascii="Arial" w:hAnsi="Arial" w:cs="Arial" w:eastAsia="Arial"/>
           <w:b/>
           <w:color w:val="000000"/>
           <w:sz w:val="18"/>
@@ -315,7 +315,7 @@
       </w:r>
       <w:r>
         <w:rPr>
-          <w:rFonts w:ascii="Arial" w:hAnsi="Arial" w:cs="Arial"/>
+          <w:rFonts w:ascii="Arial" w:hAnsi="Arial" w:cs="Arial" w:eastAsia="Arial"/>
           <w:color w:val="000000"/>
           <w:sz w:val="18"/>
           <w:highlight w:val="lightGray"/>
@@ -331,7 +331,7 @@
       </w:pPr>
       <w:r>
         <w:rPr>
-          <w:rFonts w:ascii="Roboto Mono" w:hAnsi="Roboto Mono"/>
+          <w:rFonts w:ascii="Roboto Mono" w:hAnsi="Roboto Mono" w:eastAsia="Roboto Mono"/>
         </w:rPr>
         <w:t>One-to-One relationships are used when:</w:t>
       </w:r>
@@ -348,7 +348,7 @@
       </w:pPr>
       <w:r>
         <w:rPr>
-          <w:rFonts w:ascii="Roboto Mono" w:hAnsi="Roboto Mono"/>
+          <w:rFonts w:ascii="Roboto Mono" w:hAnsi="Roboto Mono" w:eastAsia="Roboto Mono"/>
         </w:rPr>
         <w:t xml:space="preserve">An entity has additional information stored separately. </w:t>
       </w:r>
@@ -365,7 +365,7 @@
       </w:pPr>
       <w:r>
         <w:rPr>
-          <w:rFonts w:ascii="Roboto Mono" w:hAnsi="Roboto Mono"/>
+          <w:rFonts w:ascii="Roboto Mono" w:hAnsi="Roboto Mono" w:eastAsia="Roboto Mono"/>
         </w:rPr>
         <w:t xml:space="preserve">Sensitive information needs its own table. </w:t>
       </w:r>
@@ -382,7 +382,7 @@
       </w:pPr>
       <w:r>
         <w:rPr>
-          <w:rFonts w:ascii="Roboto Mono" w:hAnsi="Roboto Mono"/>
+          <w:rFonts w:ascii="Roboto Mono" w:hAnsi="Roboto Mono" w:eastAsia="Roboto Mono"/>
         </w:rPr>
         <w:t xml:space="preserve">Data is logically divided into multiple entities. </w:t>
       </w:r>
@@ -395,7 +395,7 @@
       </w:pPr>
       <w:r>
         <w:rPr>
-          <w:rFonts w:ascii="Roboto Mono" w:hAnsi="Roboto Mono"/>
+          <w:rFonts w:ascii="Roboto Mono" w:hAnsi="Roboto Mono" w:eastAsia="Roboto Mono"/>
         </w:rPr>
         <w:pict w14:anchorId="169BD622">
           <v:rect id="_x0000_i1026" style="width:0;height:1.5pt" o:hralign="center" o:hrstd="t" o:hr="t" fillcolor="#a0a0a0" stroked="f"/>
@@ -419,7 +419,7 @@
     <w:p>
       <w:r>
         <w:rPr>
-          <w:rFonts w:ascii="Arial" w:hAnsi="Arial" w:cs="Arial"/>
+          <w:rFonts w:ascii="Arial" w:hAnsi="Arial" w:cs="Arial" w:eastAsia="Arial"/>
           <w:b/>
           <w:color w:val="000000"/>
           <w:sz w:val="18"/>
@@ -429,7 +429,7 @@
       </w:r>
       <w:r>
         <w:rPr>
-          <w:rFonts w:ascii="Arial" w:hAnsi="Arial" w:cs="Arial"/>
+          <w:rFonts w:ascii="Arial" w:hAnsi="Arial" w:cs="Arial" w:eastAsia="Arial"/>
           <w:color w:val="000000"/>
           <w:sz w:val="18"/>
           <w:highlight w:val="lightGray"/>
@@ -438,7 +438,7 @@
       </w:r>
       <w:r>
         <w:rPr>
-          <w:rFonts w:ascii="Arial" w:hAnsi="Arial" w:cs="Arial"/>
+          <w:rFonts w:ascii="Arial" w:hAnsi="Arial" w:cs="Arial" w:eastAsia="Arial"/>
           <w:b/>
           <w:color w:val="000000"/>
           <w:sz w:val="18"/>
@@ -448,7 +448,7 @@
       </w:r>
       <w:r>
         <w:rPr>
-          <w:rFonts w:ascii="Arial" w:hAnsi="Arial" w:cs="Arial"/>
+          <w:rFonts w:ascii="Arial" w:hAnsi="Arial" w:cs="Arial" w:eastAsia="Arial"/>
           <w:color w:val="000000"/>
           <w:sz w:val="18"/>
           <w:highlight w:val="lightGray"/>
@@ -457,7 +457,7 @@
       </w:r>
       <w:r>
         <w:rPr>
-          <w:rFonts w:ascii="Arial" w:hAnsi="Arial" w:cs="Arial"/>
+          <w:rFonts w:ascii="Arial" w:hAnsi="Arial" w:cs="Arial" w:eastAsia="Arial"/>
           <w:b/>
           <w:color w:val="000000"/>
           <w:sz w:val="18"/>
@@ -467,7 +467,7 @@
       </w:r>
       <w:r>
         <w:rPr>
-          <w:rFonts w:ascii="Arial" w:hAnsi="Arial" w:cs="Arial"/>
+          <w:rFonts w:ascii="Arial" w:hAnsi="Arial" w:cs="Arial" w:eastAsia="Arial"/>
           <w:color w:val="000000"/>
           <w:sz w:val="18"/>
           <w:highlight w:val="lightGray"/>
@@ -485,7 +485,7 @@
       </w:pPr>
       <w:r>
         <w:rPr>
-          <w:rFonts w:ascii="Roboto Mono" w:hAnsi="Roboto Mono"/>
+          <w:rFonts w:ascii="Roboto Mono" w:hAnsi="Roboto Mono" w:eastAsia="Roboto Mono"/>
           <w:b/>
           <w:bCs/>
         </w:rPr>
@@ -562,38 +562,38 @@
       </w:pPr>
       <w:r>
         <w:rPr>
-          <w:rFonts w:ascii="Roboto Mono" w:hAnsi="Roboto Mono"/>
+          <w:rFonts w:ascii="Roboto Mono" w:hAnsi="Roboto Mono" w:eastAsia="Roboto Mono"/>
         </w:rPr>
         <w:t xml:space="preserve">One Person </w:t>
       </w:r>
       <w:r>
         <w:rPr>
-          <w:rFonts w:ascii="Arial" w:hAnsi="Arial" w:cs="Arial"/>
+          <w:rFonts w:ascii="Roboto Mono" w:hAnsi="Roboto Mono" w:cs="Arial" w:eastAsia="Roboto Mono"/>
         </w:rPr>
         <w:t>→</w:t>
       </w:r>
       <w:r>
         <w:rPr>
-          <w:rFonts w:ascii="Roboto Mono" w:hAnsi="Roboto Mono"/>
+          <w:rFonts w:ascii="Roboto Mono" w:hAnsi="Roboto Mono" w:eastAsia="Roboto Mono"/>
         </w:rPr>
         <w:t xml:space="preserve"> One Passport</w:t>
       </w:r>
       <w:r>
         <w:rPr>
-          <w:rFonts w:ascii="Roboto Mono" w:hAnsi="Roboto Mono"/>
+          <w:rFonts w:ascii="Roboto Mono" w:hAnsi="Roboto Mono" w:eastAsia="Roboto Mono"/>
         </w:rPr>
         <w:br/>
         <w:t xml:space="preserve">One Passport </w:t>
       </w:r>
       <w:r>
         <w:rPr>
-          <w:rFonts w:ascii="Arial" w:hAnsi="Arial" w:cs="Arial"/>
+          <w:rFonts w:ascii="Roboto Mono" w:hAnsi="Roboto Mono" w:cs="Arial" w:eastAsia="Roboto Mono"/>
         </w:rPr>
         <w:t>→</w:t>
       </w:r>
       <w:r>
         <w:rPr>
-          <w:rFonts w:ascii="Roboto Mono" w:hAnsi="Roboto Mono"/>
+          <w:rFonts w:ascii="Roboto Mono" w:hAnsi="Roboto Mono" w:eastAsia="Roboto Mono"/>
         </w:rPr>
         <w:t xml:space="preserve"> One Person</w:t>
       </w:r>
@@ -606,7 +606,7 @@
       </w:pPr>
       <w:r>
         <w:rPr>
-          <w:rFonts w:ascii="Roboto Mono" w:hAnsi="Roboto Mono"/>
+          <w:rFonts w:ascii="Roboto Mono" w:hAnsi="Roboto Mono" w:eastAsia="Roboto Mono"/>
         </w:rPr>
         <w:pict w14:anchorId="73728DCC">
           <v:rect id="_x0000_i1027" style="width:0;height:1.5pt" o:hralign="center" o:hrstd="t" o:hr="t" fillcolor="#a0a0a0" stroked="f"/>
@@ -623,7 +623,7 @@
       </w:pPr>
       <w:r>
         <w:rPr>
-          <w:rFonts w:ascii="Roboto Mono" w:hAnsi="Roboto Mono"/>
+          <w:rFonts w:ascii="Roboto Mono" w:hAnsi="Roboto Mono" w:eastAsia="Roboto Mono"/>
           <w:b/>
           <w:bCs/>
         </w:rPr>
@@ -700,19 +700,19 @@
       </w:pPr>
       <w:r>
         <w:rPr>
-          <w:rFonts w:ascii="Roboto Mono" w:hAnsi="Roboto Mono"/>
+          <w:rFonts w:ascii="Roboto Mono" w:hAnsi="Roboto Mono" w:eastAsia="Roboto Mono"/>
         </w:rPr>
         <w:t xml:space="preserve">Person 1 </w:t>
       </w:r>
       <w:r>
         <w:rPr>
-          <w:rFonts w:ascii="Arial" w:hAnsi="Arial" w:cs="Arial"/>
+          <w:rFonts w:ascii="Roboto Mono" w:hAnsi="Roboto Mono" w:cs="Arial" w:eastAsia="Roboto Mono"/>
         </w:rPr>
         <w:t>─────</w:t>
       </w:r>
       <w:r>
         <w:rPr>
-          <w:rFonts w:ascii="Roboto Mono" w:hAnsi="Roboto Mono"/>
+          <w:rFonts w:ascii="Roboto Mono" w:hAnsi="Roboto Mono" w:eastAsia="Roboto Mono"/>
         </w:rPr>
         <w:t xml:space="preserve"> 1 Passport</w:t>
       </w:r>
@@ -725,7 +725,7 @@
       </w:pPr>
       <w:r>
         <w:rPr>
-          <w:rFonts w:ascii="Roboto Mono" w:hAnsi="Roboto Mono"/>
+          <w:rFonts w:ascii="Roboto Mono" w:hAnsi="Roboto Mono" w:eastAsia="Roboto Mono"/>
         </w:rPr>
         <w:pict w14:anchorId="0CB6B4D6">
           <v:rect id="_x0000_i1028" style="width:0;height:1.5pt" o:hralign="center" o:hrstd="t" o:hr="t" fillcolor="#a0a0a0" stroked="f"/>
@@ -742,7 +742,7 @@
       </w:pPr>
       <w:r>
         <w:rPr>
-          <w:rFonts w:ascii="Roboto Mono" w:hAnsi="Roboto Mono"/>
+          <w:rFonts w:ascii="Roboto Mono" w:hAnsi="Roboto Mono" w:eastAsia="Roboto Mono"/>
           <w:b/>
           <w:bCs/>
         </w:rPr>
@@ -759,7 +759,7 @@
       </w:pPr>
       <w:r>
         <w:rPr>
-          <w:rFonts w:ascii="Roboto Mono" w:hAnsi="Roboto Mono"/>
+          <w:rFonts w:ascii="Roboto Mono" w:hAnsi="Roboto Mono" w:eastAsia="Roboto Mono"/>
           <w:b/>
           <w:bCs/>
         </w:rPr>
@@ -999,7 +999,7 @@
       </w:pPr>
       <w:r>
         <w:rPr>
-          <w:rFonts w:ascii="Roboto Mono" w:hAnsi="Roboto Mono"/>
+          <w:rFonts w:ascii="Roboto Mono" w:hAnsi="Roboto Mono" w:eastAsia="Roboto Mono"/>
           <w:b/>
           <w:bCs/>
         </w:rPr>
@@ -1237,7 +1237,7 @@
       </w:pPr>
       <w:r>
         <w:rPr>
-          <w:rFonts w:ascii="Roboto Mono" w:hAnsi="Roboto Mono"/>
+          <w:rFonts w:ascii="Roboto Mono" w:hAnsi="Roboto Mono" w:eastAsia="Roboto Mono"/>
         </w:rPr>
         <w:t>Each person has one passport.</w:t>
       </w:r>
@@ -1250,7 +1250,7 @@
       </w:pPr>
       <w:r>
         <w:rPr>
-          <w:rFonts w:ascii="Roboto Mono" w:hAnsi="Roboto Mono"/>
+          <w:rFonts w:ascii="Roboto Mono" w:hAnsi="Roboto Mono" w:eastAsia="Roboto Mono"/>
         </w:rPr>
         <w:t>Each passport belongs to one person.</w:t>
       </w:r>
@@ -1263,7 +1263,7 @@
       </w:pPr>
       <w:r>
         <w:rPr>
-          <w:rFonts w:ascii="Roboto Mono" w:hAnsi="Roboto Mono"/>
+          <w:rFonts w:ascii="Roboto Mono" w:hAnsi="Roboto Mono" w:eastAsia="Roboto Mono"/>
         </w:rPr>
         <w:pict w14:anchorId="5844349B">
           <v:rect id="_x0000_i1029" style="width:0;height:1.5pt" o:hralign="center" o:hrstd="t" o:hr="t" fillcolor="#a0a0a0" stroked="f"/>
@@ -1311,7 +1311,7 @@
       </w:pPr>
       <w:r>
         <w:rPr>
-          <w:rFonts w:ascii="Arial" w:hAnsi="Arial" w:cs="Arial"/>
+          <w:rFonts w:ascii="Arial" w:hAnsi="Arial" w:cs="Arial" w:eastAsia="Arial"/>
           <w:b/>
           <w:color w:val="000000"/>
           <w:sz w:val="18"/>
@@ -1321,7 +1321,7 @@
       </w:r>
       <w:r>
         <w:rPr>
-          <w:rFonts w:ascii="Arial" w:hAnsi="Arial" w:cs="Arial"/>
+          <w:rFonts w:ascii="Arial" w:hAnsi="Arial" w:cs="Arial" w:eastAsia="Arial"/>
           <w:color w:val="000000"/>
           <w:sz w:val="18"/>
           <w:highlight w:val="lightGray"/>
@@ -1330,7 +1330,7 @@
       </w:r>
       <w:r>
         <w:rPr>
-          <w:rFonts w:ascii="Arial" w:hAnsi="Arial" w:cs="Arial"/>
+          <w:rFonts w:ascii="Arial" w:hAnsi="Arial" w:cs="Arial" w:eastAsia="Arial"/>
           <w:b/>
           <w:color w:val="000000"/>
           <w:sz w:val="18"/>
@@ -1340,7 +1340,7 @@
       </w:r>
       <w:r>
         <w:rPr>
-          <w:rFonts w:ascii="Arial" w:hAnsi="Arial" w:cs="Arial"/>
+          <w:rFonts w:ascii="Arial" w:hAnsi="Arial" w:cs="Arial" w:eastAsia="Arial"/>
           <w:color w:val="000000"/>
           <w:sz w:val="18"/>
           <w:highlight w:val="lightGray"/>
@@ -1349,7 +1349,7 @@
       </w:r>
       <w:r>
         <w:rPr>
-          <w:rFonts w:ascii="Arial" w:hAnsi="Arial" w:cs="Arial"/>
+          <w:rFonts w:ascii="Arial" w:hAnsi="Arial" w:cs="Arial" w:eastAsia="Arial"/>
           <w:b/>
           <w:color w:val="000000"/>
           <w:sz w:val="18"/>
@@ -1359,7 +1359,7 @@
       </w:r>
       <w:r>
         <w:rPr>
-          <w:rFonts w:ascii="Arial" w:hAnsi="Arial" w:cs="Arial"/>
+          <w:rFonts w:ascii="Arial" w:hAnsi="Arial" w:cs="Arial" w:eastAsia="Arial"/>
           <w:color w:val="000000"/>
           <w:sz w:val="18"/>
           <w:highlight w:val="lightGray"/>
@@ -1430,19 +1430,19 @@
       </w:pPr>
       <w:r>
         <w:rPr>
-          <w:rFonts w:ascii="Roboto Mono" w:hAnsi="Roboto Mono"/>
+          <w:rFonts w:ascii="Roboto Mono" w:hAnsi="Roboto Mono" w:eastAsia="Roboto Mono"/>
         </w:rPr>
         <w:t xml:space="preserve">Person 1 </w:t>
       </w:r>
       <w:r>
         <w:rPr>
-          <w:rFonts w:ascii="Arial" w:hAnsi="Arial" w:cs="Arial"/>
+          <w:rFonts w:ascii="Roboto Mono" w:hAnsi="Roboto Mono" w:cs="Arial" w:eastAsia="Roboto Mono"/>
         </w:rPr>
         <w:t>─────</w:t>
       </w:r>
       <w:r>
         <w:rPr>
-          <w:rFonts w:ascii="Roboto Mono" w:hAnsi="Roboto Mono"/>
+          <w:rFonts w:ascii="Roboto Mono" w:hAnsi="Roboto Mono" w:eastAsia="Roboto Mono"/>
         </w:rPr>
         <w:t xml:space="preserve"> 1 Passport</w:t>
       </w:r>
@@ -1455,7 +1455,7 @@
       </w:pPr>
       <w:r>
         <w:rPr>
-          <w:rFonts w:ascii="Roboto Mono" w:hAnsi="Roboto Mono"/>
+          <w:rFonts w:ascii="Roboto Mono" w:hAnsi="Roboto Mono" w:eastAsia="Roboto Mono"/>
         </w:rPr>
         <w:pict w14:anchorId="4BA3075C">
           <v:rect id="_x0000_i1030" style="width:0;height:1.5pt" o:hralign="center" o:hrstd="t" o:hr="t" fillcolor="#a0a0a0" stroked="f"/>
@@ -1489,7 +1489,7 @@
       </w:pPr>
       <w:r>
         <w:rPr>
-          <w:rFonts w:ascii="Arial" w:hAnsi="Arial" w:cs="Arial"/>
+          <w:rFonts w:ascii="Arial" w:hAnsi="Arial" w:cs="Arial" w:eastAsia="Arial"/>
           <w:b/>
           <w:color w:val="000000"/>
           <w:sz w:val="18"/>
@@ -1499,7 +1499,7 @@
       </w:r>
       <w:r>
         <w:rPr>
-          <w:rFonts w:ascii="Arial" w:hAnsi="Arial" w:cs="Arial"/>
+          <w:rFonts w:ascii="Arial" w:hAnsi="Arial" w:cs="Arial" w:eastAsia="Arial"/>
           <w:color w:val="000000"/>
           <w:sz w:val="18"/>
           <w:highlight w:val="lightGray"/>
@@ -1508,7 +1508,7 @@
       </w:r>
       <w:r>
         <w:rPr>
-          <w:rFonts w:ascii="Arial" w:hAnsi="Arial" w:cs="Arial"/>
+          <w:rFonts w:ascii="Arial" w:hAnsi="Arial" w:cs="Arial" w:eastAsia="Arial"/>
           <w:b/>
           <w:color w:val="000000"/>
           <w:sz w:val="18"/>
@@ -1518,7 +1518,7 @@
       </w:r>
       <w:r>
         <w:rPr>
-          <w:rFonts w:ascii="Arial" w:hAnsi="Arial" w:cs="Arial"/>
+          <w:rFonts w:ascii="Arial" w:hAnsi="Arial" w:cs="Arial" w:eastAsia="Arial"/>
           <w:color w:val="000000"/>
           <w:sz w:val="18"/>
           <w:highlight w:val="lightGray"/>
@@ -1527,7 +1527,7 @@
       </w:r>
       <w:r>
         <w:rPr>
-          <w:rFonts w:ascii="Arial" w:hAnsi="Arial" w:cs="Arial"/>
+          <w:rFonts w:ascii="Arial" w:hAnsi="Arial" w:cs="Arial" w:eastAsia="Arial"/>
           <w:b/>
           <w:color w:val="000000"/>
           <w:sz w:val="18"/>
@@ -1537,7 +1537,7 @@
       </w:r>
       <w:r>
         <w:rPr>
-          <w:rFonts w:ascii="Arial" w:hAnsi="Arial" w:cs="Arial"/>
+          <w:rFonts w:ascii="Arial" w:hAnsi="Arial" w:cs="Arial" w:eastAsia="Arial"/>
           <w:color w:val="000000"/>
           <w:sz w:val="18"/>
           <w:highlight w:val="lightGray"/>
@@ -1608,19 +1608,19 @@
       </w:pPr>
       <w:r>
         <w:rPr>
-          <w:rFonts w:ascii="Roboto Mono" w:hAnsi="Roboto Mono"/>
+          <w:rFonts w:ascii="Roboto Mono" w:hAnsi="Roboto Mono" w:eastAsia="Roboto Mono"/>
         </w:rPr>
         <w:t xml:space="preserve">Employee 1 </w:t>
       </w:r>
       <w:r>
         <w:rPr>
-          <w:rFonts w:ascii="Arial" w:hAnsi="Arial" w:cs="Arial"/>
+          <w:rFonts w:ascii="Roboto Mono" w:hAnsi="Roboto Mono" w:cs="Arial" w:eastAsia="Roboto Mono"/>
         </w:rPr>
         <w:t>─────</w:t>
       </w:r>
       <w:r>
         <w:rPr>
-          <w:rFonts w:ascii="Roboto Mono" w:hAnsi="Roboto Mono"/>
+          <w:rFonts w:ascii="Roboto Mono" w:hAnsi="Roboto Mono" w:eastAsia="Roboto Mono"/>
         </w:rPr>
         <w:t xml:space="preserve"> 1 ID Card</w:t>
       </w:r>
@@ -1633,7 +1633,7 @@
       </w:pPr>
       <w:r>
         <w:rPr>
-          <w:rFonts w:ascii="Roboto Mono" w:hAnsi="Roboto Mono"/>
+          <w:rFonts w:ascii="Roboto Mono" w:hAnsi="Roboto Mono" w:eastAsia="Roboto Mono"/>
         </w:rPr>
         <w:pict w14:anchorId="485E2139">
           <v:rect id="_x0000_i1031" style="width:0;height:1.5pt" o:hralign="center" o:hrstd="t" o:hr="t" fillcolor="#a0a0a0" stroked="f"/>
@@ -1660,7 +1660,7 @@
     <w:p>
       <w:r>
         <w:rPr>
-          <w:rFonts w:ascii="Arial" w:hAnsi="Arial" w:cs="Arial"/>
+          <w:rFonts w:ascii="Arial" w:hAnsi="Arial" w:cs="Arial" w:eastAsia="Arial"/>
           <w:b/>
           <w:color w:val="000000"/>
           <w:sz w:val="18"/>
@@ -1670,7 +1670,7 @@
       </w:r>
       <w:r>
         <w:rPr>
-          <w:rFonts w:ascii="Arial" w:hAnsi="Arial" w:cs="Arial"/>
+          <w:rFonts w:ascii="Arial" w:hAnsi="Arial" w:cs="Arial" w:eastAsia="Arial"/>
           <w:color w:val="000000"/>
           <w:sz w:val="18"/>
           <w:highlight w:val="lightGray"/>
@@ -1679,7 +1679,7 @@
       </w:r>
       <w:r>
         <w:rPr>
-          <w:rFonts w:ascii="Arial" w:hAnsi="Arial" w:cs="Arial"/>
+          <w:rFonts w:ascii="Arial" w:hAnsi="Arial" w:cs="Arial" w:eastAsia="Arial"/>
           <w:b/>
           <w:color w:val="000000"/>
           <w:sz w:val="18"/>
@@ -1689,7 +1689,7 @@
       </w:r>
       <w:r>
         <w:rPr>
-          <w:rFonts w:ascii="Arial" w:hAnsi="Arial" w:cs="Arial"/>
+          <w:rFonts w:ascii="Arial" w:hAnsi="Arial" w:cs="Arial" w:eastAsia="Arial"/>
           <w:color w:val="000000"/>
           <w:sz w:val="18"/>
           <w:highlight w:val="lightGray"/>
@@ -1698,7 +1698,7 @@
       </w:r>
       <w:r>
         <w:rPr>
-          <w:rFonts w:ascii="Arial" w:hAnsi="Arial" w:cs="Arial"/>
+          <w:rFonts w:ascii="Arial" w:hAnsi="Arial" w:cs="Arial" w:eastAsia="Arial"/>
           <w:b/>
           <w:color w:val="000000"/>
           <w:sz w:val="18"/>
@@ -1708,7 +1708,7 @@
       </w:r>
       <w:r>
         <w:rPr>
-          <w:rFonts w:ascii="Arial" w:hAnsi="Arial" w:cs="Arial"/>
+          <w:rFonts w:ascii="Arial" w:hAnsi="Arial" w:cs="Arial" w:eastAsia="Arial"/>
           <w:color w:val="000000"/>
           <w:sz w:val="18"/>
           <w:highlight w:val="lightGray"/>
@@ -1784,19 +1784,19 @@
       </w:pPr>
       <w:r>
         <w:rPr>
-          <w:rFonts w:ascii="Roboto Mono" w:hAnsi="Roboto Mono"/>
+          <w:rFonts w:ascii="Roboto Mono" w:hAnsi="Roboto Mono" w:eastAsia="Roboto Mono"/>
         </w:rPr>
         <w:t xml:space="preserve">User 1 </w:t>
       </w:r>
       <w:r>
         <w:rPr>
-          <w:rFonts w:ascii="Arial" w:hAnsi="Arial" w:cs="Arial"/>
+          <w:rFonts w:ascii="Roboto Mono" w:hAnsi="Roboto Mono" w:cs="Arial" w:eastAsia="Roboto Mono"/>
         </w:rPr>
         <w:t>─────</w:t>
       </w:r>
       <w:r>
         <w:rPr>
-          <w:rFonts w:ascii="Roboto Mono" w:hAnsi="Roboto Mono"/>
+          <w:rFonts w:ascii="Roboto Mono" w:hAnsi="Roboto Mono" w:eastAsia="Roboto Mono"/>
         </w:rPr>
         <w:t xml:space="preserve"> 1 Profile</w:t>
       </w:r>
@@ -1809,7 +1809,7 @@
       </w:pPr>
       <w:r>
         <w:rPr>
-          <w:rFonts w:ascii="Roboto Mono" w:hAnsi="Roboto Mono"/>
+          <w:rFonts w:ascii="Roboto Mono" w:hAnsi="Roboto Mono" w:eastAsia="Roboto Mono"/>
         </w:rPr>
         <w:pict w14:anchorId="5E2D6883">
           <v:rect id="_x0000_i1032" style="width:0;height:1.5pt" o:hralign="center" o:hrstd="t" o:hr="t" fillcolor="#a0a0a0" stroked="f"/>
@@ -1843,7 +1843,7 @@
       </w:pPr>
       <w:r>
         <w:rPr>
-          <w:rFonts w:ascii="Arial" w:hAnsi="Arial" w:cs="Arial"/>
+          <w:rFonts w:ascii="Arial" w:hAnsi="Arial" w:cs="Arial" w:eastAsia="Arial"/>
           <w:b/>
           <w:color w:val="000000"/>
           <w:sz w:val="18"/>
@@ -1853,7 +1853,7 @@
       </w:r>
       <w:r>
         <w:rPr>
-          <w:rFonts w:ascii="Arial" w:hAnsi="Arial" w:cs="Arial"/>
+          <w:rFonts w:ascii="Arial" w:hAnsi="Arial" w:cs="Arial" w:eastAsia="Arial"/>
           <w:color w:val="000000"/>
           <w:sz w:val="18"/>
           <w:highlight w:val="lightGray"/>
@@ -1862,7 +1862,7 @@
       </w:r>
       <w:r>
         <w:rPr>
-          <w:rFonts w:ascii="Arial" w:hAnsi="Arial" w:cs="Arial"/>
+          <w:rFonts w:ascii="Arial" w:hAnsi="Arial" w:cs="Arial" w:eastAsia="Arial"/>
           <w:b/>
           <w:color w:val="000000"/>
           <w:sz w:val="18"/>
@@ -1872,7 +1872,7 @@
       </w:r>
       <w:r>
         <w:rPr>
-          <w:rFonts w:ascii="Arial" w:hAnsi="Arial" w:cs="Arial"/>
+          <w:rFonts w:ascii="Arial" w:hAnsi="Arial" w:cs="Arial" w:eastAsia="Arial"/>
           <w:color w:val="000000"/>
           <w:sz w:val="18"/>
           <w:highlight w:val="lightGray"/>
@@ -1881,7 +1881,7 @@
       </w:r>
       <w:r>
         <w:rPr>
-          <w:rFonts w:ascii="Arial" w:hAnsi="Arial" w:cs="Arial"/>
+          <w:rFonts w:ascii="Arial" w:hAnsi="Arial" w:cs="Arial" w:eastAsia="Arial"/>
           <w:b/>
           <w:color w:val="000000"/>
           <w:sz w:val="18"/>
@@ -1891,7 +1891,7 @@
       </w:r>
       <w:r>
         <w:rPr>
-          <w:rFonts w:ascii="Arial" w:hAnsi="Arial" w:cs="Arial"/>
+          <w:rFonts w:ascii="Arial" w:hAnsi="Arial" w:cs="Arial" w:eastAsia="Arial"/>
           <w:color w:val="000000"/>
           <w:sz w:val="18"/>
           <w:highlight w:val="lightGray"/>
@@ -1962,19 +1962,19 @@
       </w:pPr>
       <w:r>
         <w:rPr>
-          <w:rFonts w:ascii="Roboto Mono" w:hAnsi="Roboto Mono"/>
+          <w:rFonts w:ascii="Roboto Mono" w:hAnsi="Roboto Mono" w:eastAsia="Roboto Mono"/>
         </w:rPr>
         <w:t xml:space="preserve">Vehicle 1 </w:t>
       </w:r>
       <w:r>
         <w:rPr>
-          <w:rFonts w:ascii="Arial" w:hAnsi="Arial" w:cs="Arial"/>
+          <w:rFonts w:ascii="Roboto Mono" w:hAnsi="Roboto Mono" w:cs="Arial" w:eastAsia="Roboto Mono"/>
         </w:rPr>
         <w:t>─────</w:t>
       </w:r>
       <w:r>
         <w:rPr>
-          <w:rFonts w:ascii="Roboto Mono" w:hAnsi="Roboto Mono"/>
+          <w:rFonts w:ascii="Roboto Mono" w:hAnsi="Roboto Mono" w:eastAsia="Roboto Mono"/>
         </w:rPr>
         <w:t xml:space="preserve"> 1 Registration</w:t>
       </w:r>
@@ -1987,7 +1987,7 @@
       </w:pPr>
       <w:r>
         <w:rPr>
-          <w:rFonts w:ascii="Roboto Mono" w:hAnsi="Roboto Mono"/>
+          <w:rFonts w:ascii="Roboto Mono" w:hAnsi="Roboto Mono" w:eastAsia="Roboto Mono"/>
         </w:rPr>
         <w:pict w14:anchorId="0F0F5D82">
           <v:rect id="_x0000_i1033" style="width:0;height:1.5pt" o:hralign="center" o:hrstd="t" o:hr="t" fillcolor="#a0a0a0" stroked="f"/>
@@ -2018,7 +2018,7 @@
       </w:pPr>
       <w:r>
         <w:rPr>
-          <w:rFonts w:ascii="Arial" w:hAnsi="Arial" w:cs="Arial"/>
+          <w:rFonts w:ascii="Arial" w:hAnsi="Arial" w:cs="Arial" w:eastAsia="Arial"/>
           <w:b/>
           <w:color w:val="000000"/>
           <w:sz w:val="18"/>
@@ -2028,7 +2028,7 @@
       </w:r>
       <w:r>
         <w:rPr>
-          <w:rFonts w:ascii="Arial" w:hAnsi="Arial" w:cs="Arial"/>
+          <w:rFonts w:ascii="Arial" w:hAnsi="Arial" w:cs="Arial" w:eastAsia="Arial"/>
           <w:color w:val="000000"/>
           <w:sz w:val="18"/>
           <w:highlight w:val="lightGray"/>
@@ -2037,7 +2037,7 @@
       </w:r>
       <w:r>
         <w:rPr>
-          <w:rFonts w:ascii="Arial" w:hAnsi="Arial" w:cs="Arial"/>
+          <w:rFonts w:ascii="Arial" w:hAnsi="Arial" w:cs="Arial" w:eastAsia="Arial"/>
           <w:b/>
           <w:color w:val="000000"/>
           <w:sz w:val="18"/>
@@ -2047,7 +2047,7 @@
       </w:r>
       <w:r>
         <w:rPr>
-          <w:rFonts w:ascii="Arial" w:hAnsi="Arial" w:cs="Arial"/>
+          <w:rFonts w:ascii="Arial" w:hAnsi="Arial" w:cs="Arial" w:eastAsia="Arial"/>
           <w:color w:val="000000"/>
           <w:sz w:val="18"/>
           <w:highlight w:val="lightGray"/>
@@ -2056,7 +2056,7 @@
       </w:r>
       <w:r>
         <w:rPr>
-          <w:rFonts w:ascii="Arial" w:hAnsi="Arial" w:cs="Arial"/>
+          <w:rFonts w:ascii="Arial" w:hAnsi="Arial" w:cs="Arial" w:eastAsia="Arial"/>
           <w:b/>
           <w:color w:val="000000"/>
           <w:sz w:val="18"/>
@@ -2066,7 +2066,7 @@
       </w:r>
       <w:r>
         <w:rPr>
-          <w:rFonts w:ascii="Arial" w:hAnsi="Arial" w:cs="Arial"/>
+          <w:rFonts w:ascii="Arial" w:hAnsi="Arial" w:cs="Arial" w:eastAsia="Arial"/>
           <w:color w:val="000000"/>
           <w:sz w:val="18"/>
           <w:highlight w:val="lightGray"/>
@@ -2137,39 +2137,39 @@
       </w:pPr>
       <w:r>
         <w:rPr>
-          <w:rFonts w:ascii="Roboto Mono" w:hAnsi="Roboto Mono"/>
+          <w:rFonts w:ascii="Roboto Mono" w:hAnsi="Roboto Mono" w:eastAsia="Roboto Mono"/>
         </w:rPr>
         <w:t>+--------+       +----------+</w:t>
       </w:r>
       <w:r>
         <w:rPr>
-          <w:rFonts w:ascii="Roboto Mono" w:hAnsi="Roboto Mono"/>
+          <w:rFonts w:ascii="Roboto Mono" w:hAnsi="Roboto Mono" w:eastAsia="Roboto Mono"/>
         </w:rPr>
         <w:br/>
         <w:t>| Person |</w:t>
       </w:r>
       <w:r>
         <w:rPr>
-          <w:rFonts w:ascii="Arial" w:hAnsi="Arial" w:cs="Arial"/>
+          <w:rFonts w:ascii="Roboto Mono" w:hAnsi="Roboto Mono" w:cs="Arial" w:eastAsia="Roboto Mono"/>
         </w:rPr>
         <w:t>───────</w:t>
       </w:r>
       <w:r>
         <w:rPr>
-          <w:rFonts w:ascii="Roboto Mono" w:hAnsi="Roboto Mono"/>
+          <w:rFonts w:ascii="Roboto Mono" w:hAnsi="Roboto Mono" w:eastAsia="Roboto Mono"/>
         </w:rPr>
         <w:t>| Passport |</w:t>
       </w:r>
       <w:r>
         <w:rPr>
-          <w:rFonts w:ascii="Roboto Mono" w:hAnsi="Roboto Mono"/>
+          <w:rFonts w:ascii="Roboto Mono" w:hAnsi="Roboto Mono" w:eastAsia="Roboto Mono"/>
         </w:rPr>
         <w:br/>
         <w:t>+--------+       +----------+</w:t>
       </w:r>
       <w:r>
         <w:rPr>
-          <w:rFonts w:ascii="Roboto Mono" w:hAnsi="Roboto Mono"/>
+          <w:rFonts w:ascii="Roboto Mono" w:hAnsi="Roboto Mono" w:eastAsia="Roboto Mono"/>
         </w:rPr>
         <w:br/>
         <w:t xml:space="preserve">     1                1</w:t>
@@ -2183,7 +2183,7 @@
       </w:pPr>
       <w:r>
         <w:rPr>
-          <w:rFonts w:ascii="Roboto Mono" w:hAnsi="Roboto Mono"/>
+          <w:rFonts w:ascii="Roboto Mono" w:hAnsi="Roboto Mono" w:eastAsia="Roboto Mono"/>
         </w:rPr>
         <w:t>Both sides have cardinality 1.</w:t>
       </w:r>
@@ -2196,7 +2196,7 @@
       </w:pPr>
       <w:r>
         <w:rPr>
-          <w:rFonts w:ascii="Roboto Mono" w:hAnsi="Roboto Mono"/>
+          <w:rFonts w:ascii="Roboto Mono" w:hAnsi="Roboto Mono" w:eastAsia="Roboto Mono"/>
         </w:rPr>
         <w:pict w14:anchorId="5B82F7A0">
           <v:rect id="_x0000_i1034" style="width:0;height:1.5pt" o:hralign="center" o:hrstd="t" o:hr="t" fillcolor="#a0a0a0" stroked="f"/>
@@ -2227,7 +2227,7 @@
       </w:pPr>
       <w:r>
         <w:rPr>
-          <w:rFonts w:ascii="Arial" w:hAnsi="Arial" w:cs="Arial"/>
+          <w:rFonts w:ascii="Arial" w:hAnsi="Arial" w:cs="Arial" w:eastAsia="Arial"/>
           <w:b/>
           <w:color w:val="000000"/>
           <w:sz w:val="18"/>
@@ -2237,7 +2237,7 @@
       </w:r>
       <w:r>
         <w:rPr>
-          <w:rFonts w:ascii="Arial" w:hAnsi="Arial" w:cs="Arial"/>
+          <w:rFonts w:ascii="Arial" w:hAnsi="Arial" w:cs="Arial" w:eastAsia="Arial"/>
           <w:color w:val="000000"/>
           <w:sz w:val="18"/>
           <w:highlight w:val="lightGray"/>
@@ -2246,7 +2246,7 @@
       </w:r>
       <w:r>
         <w:rPr>
-          <w:rFonts w:ascii="Arial" w:hAnsi="Arial" w:cs="Arial"/>
+          <w:rFonts w:ascii="Arial" w:hAnsi="Arial" w:cs="Arial" w:eastAsia="Arial"/>
           <w:b/>
           <w:color w:val="000000"/>
           <w:sz w:val="18"/>
@@ -2256,7 +2256,7 @@
       </w:r>
       <w:r>
         <w:rPr>
-          <w:rFonts w:ascii="Arial" w:hAnsi="Arial" w:cs="Arial"/>
+          <w:rFonts w:ascii="Arial" w:hAnsi="Arial" w:cs="Arial" w:eastAsia="Arial"/>
           <w:color w:val="000000"/>
           <w:sz w:val="18"/>
           <w:highlight w:val="lightGray"/>
@@ -2265,7 +2265,7 @@
       </w:r>
       <w:r>
         <w:rPr>
-          <w:rFonts w:ascii="Arial" w:hAnsi="Arial" w:cs="Arial"/>
+          <w:rFonts w:ascii="Arial" w:hAnsi="Arial" w:cs="Arial" w:eastAsia="Arial"/>
           <w:b/>
           <w:color w:val="000000"/>
           <w:sz w:val="18"/>
@@ -2275,7 +2275,7 @@
       </w:r>
       <w:r>
         <w:rPr>
-          <w:rFonts w:ascii="Arial" w:hAnsi="Arial" w:cs="Arial"/>
+          <w:rFonts w:ascii="Arial" w:hAnsi="Arial" w:cs="Arial" w:eastAsia="Arial"/>
           <w:color w:val="000000"/>
           <w:sz w:val="18"/>
           <w:highlight w:val="lightGray"/>
@@ -2348,7 +2348,7 @@
       </w:pPr>
       <w:r>
         <w:rPr>
-          <w:rFonts w:ascii="Roboto Mono" w:hAnsi="Roboto Mono"/>
+          <w:rFonts w:ascii="Roboto Mono" w:hAnsi="Roboto Mono" w:eastAsia="Roboto Mono"/>
           <w:b/>
           <w:bCs/>
         </w:rPr>
@@ -2524,7 +2524,7 @@
       </w:pPr>
       <w:r>
         <w:rPr>
-          <w:rFonts w:ascii="Roboto Mono" w:hAnsi="Roboto Mono"/>
+          <w:rFonts w:ascii="Roboto Mono" w:hAnsi="Roboto Mono" w:eastAsia="Roboto Mono"/>
         </w:rPr>
         <w:pict w14:anchorId="4A62A631">
           <v:rect id="_x0000_i1035" style="width:0;height:1.5pt" o:hralign="center" o:hrstd="t" o:hr="t" fillcolor="#a0a0a0" stroked="f"/>
@@ -2541,7 +2541,7 @@
       </w:pPr>
       <w:r>
         <w:rPr>
-          <w:rFonts w:ascii="Roboto Mono" w:hAnsi="Roboto Mono"/>
+          <w:rFonts w:ascii="Roboto Mono" w:hAnsi="Roboto Mono" w:eastAsia="Roboto Mono"/>
           <w:b/>
           <w:bCs/>
         </w:rPr>
@@ -2779,7 +2779,7 @@
       </w:pPr>
       <w:r>
         <w:rPr>
-          <w:rFonts w:ascii="Roboto Mono" w:hAnsi="Roboto Mono"/>
+          <w:rFonts w:ascii="Roboto Mono" w:hAnsi="Roboto Mono" w:eastAsia="Roboto Mono"/>
         </w:rPr>
         <w:pict w14:anchorId="458E8350">
           <v:rect id="_x0000_i1036" style="width:0;height:1.5pt" o:hralign="center" o:hrstd="t" o:hr="t" fillcolor="#a0a0a0" stroked="f"/>
@@ -2796,7 +2796,7 @@
       </w:pPr>
       <w:r>
         <w:rPr>
-          <w:rFonts w:ascii="Roboto Mono" w:hAnsi="Roboto Mono"/>
+          <w:rFonts w:ascii="Roboto Mono" w:hAnsi="Roboto Mono" w:eastAsia="Roboto Mono"/>
           <w:b/>
           <w:bCs/>
         </w:rPr>
@@ -2873,75 +2873,75 @@
       </w:pPr>
       <w:r>
         <w:rPr>
-          <w:rFonts w:ascii="Roboto Mono" w:hAnsi="Roboto Mono"/>
+          <w:rFonts w:ascii="Roboto Mono" w:hAnsi="Roboto Mono" w:eastAsia="Roboto Mono"/>
         </w:rPr>
         <w:t>CREATE TABLE Person (</w:t>
       </w:r>
       <w:r>
         <w:rPr>
-          <w:rFonts w:ascii="Roboto Mono" w:hAnsi="Roboto Mono"/>
+          <w:rFonts w:ascii="Roboto Mono" w:hAnsi="Roboto Mono" w:eastAsia="Roboto Mono"/>
         </w:rPr>
         <w:br/>
         <w:t xml:space="preserve">    PersonID INT PRIMARY KEY,</w:t>
       </w:r>
       <w:r>
         <w:rPr>
-          <w:rFonts w:ascii="Roboto Mono" w:hAnsi="Roboto Mono"/>
+          <w:rFonts w:ascii="Roboto Mono" w:hAnsi="Roboto Mono" w:eastAsia="Roboto Mono"/>
         </w:rPr>
         <w:br/>
         <w:t xml:space="preserve">    Name VARCHAR(100)</w:t>
       </w:r>
       <w:r>
         <w:rPr>
-          <w:rFonts w:ascii="Roboto Mono" w:hAnsi="Roboto Mono"/>
+          <w:rFonts w:ascii="Roboto Mono" w:hAnsi="Roboto Mono" w:eastAsia="Roboto Mono"/>
         </w:rPr>
         <w:br/>
         <w:t>);</w:t>
       </w:r>
       <w:r>
         <w:rPr>
-          <w:rFonts w:ascii="Roboto Mono" w:hAnsi="Roboto Mono"/>
+          <w:rFonts w:ascii="Roboto Mono" w:hAnsi="Roboto Mono" w:eastAsia="Roboto Mono"/>
         </w:rPr>
         <w:br/>
       </w:r>
       <w:r>
         <w:rPr>
-          <w:rFonts w:ascii="Roboto Mono" w:hAnsi="Roboto Mono"/>
+          <w:rFonts w:ascii="Roboto Mono" w:hAnsi="Roboto Mono" w:eastAsia="Roboto Mono"/>
         </w:rPr>
         <w:br/>
         <w:t>CREATE TABLE Passport (</w:t>
       </w:r>
       <w:r>
         <w:rPr>
-          <w:rFonts w:ascii="Roboto Mono" w:hAnsi="Roboto Mono"/>
+          <w:rFonts w:ascii="Roboto Mono" w:hAnsi="Roboto Mono" w:eastAsia="Roboto Mono"/>
         </w:rPr>
         <w:br/>
         <w:t xml:space="preserve">    PassportID VARCHAR(20) PRIMARY KEY,</w:t>
       </w:r>
       <w:r>
         <w:rPr>
-          <w:rFonts w:ascii="Roboto Mono" w:hAnsi="Roboto Mono"/>
+          <w:rFonts w:ascii="Roboto Mono" w:hAnsi="Roboto Mono" w:eastAsia="Roboto Mono"/>
         </w:rPr>
         <w:br/>
         <w:t xml:space="preserve">    PersonID INT UNIQUE,</w:t>
       </w:r>
       <w:r>
         <w:rPr>
-          <w:rFonts w:ascii="Roboto Mono" w:hAnsi="Roboto Mono"/>
+          <w:rFonts w:ascii="Roboto Mono" w:hAnsi="Roboto Mono" w:eastAsia="Roboto Mono"/>
         </w:rPr>
         <w:br/>
         <w:t xml:space="preserve">    FOREIGN KEY (PersonID)</w:t>
       </w:r>
       <w:r>
         <w:rPr>
-          <w:rFonts w:ascii="Roboto Mono" w:hAnsi="Roboto Mono"/>
+          <w:rFonts w:ascii="Roboto Mono" w:hAnsi="Roboto Mono" w:eastAsia="Roboto Mono"/>
         </w:rPr>
         <w:br/>
         <w:t xml:space="preserve">        REFERENCES Person(PersonID)</w:t>
       </w:r>
       <w:r>
         <w:rPr>
-          <w:rFonts w:ascii="Roboto Mono" w:hAnsi="Roboto Mono"/>
+          <w:rFonts w:ascii="Roboto Mono" w:hAnsi="Roboto Mono" w:eastAsia="Roboto Mono"/>
         </w:rPr>
         <w:br/>
         <w:t>);</w:t>
@@ -2955,7 +2955,7 @@
       </w:pPr>
       <w:r>
         <w:rPr>
-          <w:rFonts w:ascii="Roboto Mono" w:hAnsi="Roboto Mono"/>
+          <w:rFonts w:ascii="Roboto Mono" w:hAnsi="Roboto Mono" w:eastAsia="Roboto Mono"/>
         </w:rPr>
         <w:t>Notice:</w:t>
       </w:r>
@@ -3028,7 +3028,7 @@
       </w:pPr>
       <w:r>
         <w:rPr>
-          <w:rFonts w:ascii="Roboto Mono" w:hAnsi="Roboto Mono"/>
+          <w:rFonts w:ascii="Roboto Mono" w:hAnsi="Roboto Mono" w:eastAsia="Roboto Mono"/>
         </w:rPr>
         <w:t>PersonID INT UNIQUE</w:t>
       </w:r>
@@ -3041,7 +3041,7 @@
       </w:pPr>
       <w:r>
         <w:rPr>
-          <w:rFonts w:ascii="Roboto Mono" w:hAnsi="Roboto Mono"/>
+          <w:rFonts w:ascii="Roboto Mono" w:hAnsi="Roboto Mono" w:eastAsia="Roboto Mono"/>
         </w:rPr>
         <w:t>The UNIQUE constraint ensures one passport per person.</w:t>
       </w:r>
@@ -3054,7 +3054,7 @@
       </w:pPr>
       <w:r>
         <w:rPr>
-          <w:rFonts w:ascii="Roboto Mono" w:hAnsi="Roboto Mono"/>
+          <w:rFonts w:ascii="Roboto Mono" w:hAnsi="Roboto Mono" w:eastAsia="Roboto Mono"/>
         </w:rPr>
         <w:pict w14:anchorId="075061EB">
           <v:rect id="_x0000_i1037" style="width:0;height:1.5pt" o:hralign="center" o:hrstd="t" o:hr="t" fillcolor="#a0a0a0" stroked="f"/>
@@ -3078,7 +3078,7 @@
     <w:p>
       <w:r>
         <w:rPr>
-          <w:rFonts w:ascii="Arial" w:hAnsi="Arial" w:cs="Arial"/>
+          <w:rFonts w:ascii="Arial" w:hAnsi="Arial" w:cs="Arial" w:eastAsia="Arial"/>
           <w:b/>
           <w:color w:val="000000"/>
           <w:sz w:val="18"/>
@@ -3088,7 +3088,7 @@
       </w:r>
       <w:r>
         <w:rPr>
-          <w:rFonts w:ascii="Arial" w:hAnsi="Arial" w:cs="Arial"/>
+          <w:rFonts w:ascii="Arial" w:hAnsi="Arial" w:cs="Arial" w:eastAsia="Arial"/>
           <w:color w:val="000000"/>
           <w:sz w:val="18"/>
           <w:highlight w:val="lightGray"/>
@@ -3097,7 +3097,7 @@
       </w:r>
       <w:r>
         <w:rPr>
-          <w:rFonts w:ascii="Arial" w:hAnsi="Arial" w:cs="Arial"/>
+          <w:rFonts w:ascii="Arial" w:hAnsi="Arial" w:cs="Arial" w:eastAsia="Arial"/>
           <w:b/>
           <w:color w:val="000000"/>
           <w:sz w:val="18"/>
@@ -3107,7 +3107,7 @@
       </w:r>
       <w:r>
         <w:rPr>
-          <w:rFonts w:ascii="Arial" w:hAnsi="Arial" w:cs="Arial"/>
+          <w:rFonts w:ascii="Arial" w:hAnsi="Arial" w:cs="Arial" w:eastAsia="Arial"/>
           <w:color w:val="000000"/>
           <w:sz w:val="18"/>
           <w:highlight w:val="lightGray"/>
@@ -3116,7 +3116,7 @@
       </w:r>
       <w:r>
         <w:rPr>
-          <w:rFonts w:ascii="Arial" w:hAnsi="Arial" w:cs="Arial"/>
+          <w:rFonts w:ascii="Arial" w:hAnsi="Arial" w:cs="Arial" w:eastAsia="Arial"/>
           <w:b/>
           <w:color w:val="000000"/>
           <w:sz w:val="18"/>
@@ -3126,7 +3126,7 @@
       </w:r>
       <w:r>
         <w:rPr>
-          <w:rFonts w:ascii="Arial" w:hAnsi="Arial" w:cs="Arial"/>
+          <w:rFonts w:ascii="Arial" w:hAnsi="Arial" w:cs="Arial" w:eastAsia="Arial"/>
           <w:color w:val="000000"/>
           <w:sz w:val="18"/>
           <w:highlight w:val="lightGray"/>
@@ -3146,7 +3146,7 @@
       </w:pPr>
       <w:r>
         <w:rPr>
-          <w:rFonts w:ascii="Roboto Mono" w:hAnsi="Roboto Mono"/>
+          <w:rFonts w:ascii="Roboto Mono" w:hAnsi="Roboto Mono" w:eastAsia="Roboto Mono"/>
         </w:rPr>
         <w:t xml:space="preserve">One record matches one record. </w:t>
       </w:r>
@@ -3163,7 +3163,7 @@
       </w:pPr>
       <w:r>
         <w:rPr>
-          <w:rFonts w:ascii="Roboto Mono" w:hAnsi="Roboto Mono"/>
+          <w:rFonts w:ascii="Roboto Mono" w:hAnsi="Roboto Mono" w:eastAsia="Roboto Mono"/>
         </w:rPr>
         <w:t xml:space="preserve">Both entities have a unique association. </w:t>
       </w:r>
@@ -3180,7 +3180,7 @@
       </w:pPr>
       <w:r>
         <w:rPr>
-          <w:rFonts w:ascii="Roboto Mono" w:hAnsi="Roboto Mono"/>
+          <w:rFonts w:ascii="Roboto Mono" w:hAnsi="Roboto Mono" w:eastAsia="Roboto Mono"/>
         </w:rPr>
         <w:t xml:space="preserve">Often implemented using a UNIQUE foreign key. </w:t>
       </w:r>
@@ -3197,7 +3197,7 @@
       </w:pPr>
       <w:r>
         <w:rPr>
-          <w:rFonts w:ascii="Roboto Mono" w:hAnsi="Roboto Mono"/>
+          <w:rFonts w:ascii="Roboto Mono" w:hAnsi="Roboto Mono" w:eastAsia="Roboto Mono"/>
         </w:rPr>
         <w:t xml:space="preserve">Less common than One-to-Many relationships. </w:t>
       </w:r>
@@ -3210,7 +3210,7 @@
       </w:pPr>
       <w:r>
         <w:rPr>
-          <w:rFonts w:ascii="Roboto Mono" w:hAnsi="Roboto Mono"/>
+          <w:rFonts w:ascii="Roboto Mono" w:hAnsi="Roboto Mono" w:eastAsia="Roboto Mono"/>
         </w:rPr>
         <w:pict w14:anchorId="31C91D48">
           <v:rect id="_x0000_i1038" style="width:0;height:1.5pt" o:hralign="center" o:hrstd="t" o:hr="t" fillcolor="#a0a0a0" stroked="f"/>
@@ -3234,7 +3234,7 @@
     <w:p>
       <w:r>
         <w:rPr>
-          <w:rFonts w:ascii="Arial" w:hAnsi="Arial" w:cs="Arial"/>
+          <w:rFonts w:ascii="Arial" w:hAnsi="Arial" w:cs="Arial" w:eastAsia="Arial"/>
           <w:b/>
           <w:color w:val="000000"/>
           <w:sz w:val="18"/>
@@ -3244,7 +3244,7 @@
       </w:r>
       <w:r>
         <w:rPr>
-          <w:rFonts w:ascii="Arial" w:hAnsi="Arial" w:cs="Arial"/>
+          <w:rFonts w:ascii="Arial" w:hAnsi="Arial" w:cs="Arial" w:eastAsia="Arial"/>
           <w:color w:val="000000"/>
           <w:sz w:val="18"/>
           <w:highlight w:val="lightGray"/>
@@ -3253,7 +3253,7 @@
       </w:r>
       <w:r>
         <w:rPr>
-          <w:rFonts w:ascii="Arial" w:hAnsi="Arial" w:cs="Arial"/>
+          <w:rFonts w:ascii="Arial" w:hAnsi="Arial" w:cs="Arial" w:eastAsia="Arial"/>
           <w:b/>
           <w:color w:val="000000"/>
           <w:sz w:val="18"/>
@@ -3263,7 +3263,7 @@
       </w:r>
       <w:r>
         <w:rPr>
-          <w:rFonts w:ascii="Arial" w:hAnsi="Arial" w:cs="Arial"/>
+          <w:rFonts w:ascii="Arial" w:hAnsi="Arial" w:cs="Arial" w:eastAsia="Arial"/>
           <w:color w:val="000000"/>
           <w:sz w:val="18"/>
           <w:highlight w:val="lightGray"/>
@@ -3272,7 +3272,7 @@
       </w:r>
       <w:r>
         <w:rPr>
-          <w:rFonts w:ascii="Arial" w:hAnsi="Arial" w:cs="Arial"/>
+          <w:rFonts w:ascii="Arial" w:hAnsi="Arial" w:cs="Arial" w:eastAsia="Arial"/>
           <w:b/>
           <w:color w:val="000000"/>
           <w:sz w:val="18"/>
@@ -3282,7 +3282,7 @@
       </w:r>
       <w:r>
         <w:rPr>
-          <w:rFonts w:ascii="Arial" w:hAnsi="Arial" w:cs="Arial"/>
+          <w:rFonts w:ascii="Arial" w:hAnsi="Arial" w:cs="Arial" w:eastAsia="Arial"/>
           <w:color w:val="000000"/>
           <w:sz w:val="18"/>
           <w:highlight w:val="lightGray"/>
@@ -3300,7 +3300,7 @@
       </w:pPr>
       <w:r>
         <w:rPr>
-          <w:rFonts w:ascii="Roboto Mono" w:hAnsi="Roboto Mono"/>
+          <w:rFonts w:ascii="Roboto Mono" w:hAnsi="Roboto Mono" w:eastAsia="Roboto Mono"/>
           <w:b/>
           <w:bCs/>
         </w:rPr>
@@ -3501,7 +3501,7 @@
       </w:pPr>
       <w:r>
         <w:rPr>
-          <w:rFonts w:ascii="Roboto Mono" w:hAnsi="Roboto Mono"/>
+          <w:rFonts w:ascii="Roboto Mono" w:hAnsi="Roboto Mono" w:eastAsia="Roboto Mono"/>
         </w:rPr>
         <w:pict w14:anchorId="0B7533BE">
           <v:rect id="_x0000_i1039" style="width:0;height:1.5pt" o:hralign="center" o:hrstd="t" o:hr="t" fillcolor="#a0a0a0" stroked="f"/>
@@ -3518,7 +3518,7 @@
       </w:pPr>
       <w:r>
         <w:rPr>
-          <w:rFonts w:ascii="Roboto Mono" w:hAnsi="Roboto Mono"/>
+          <w:rFonts w:ascii="Roboto Mono" w:hAnsi="Roboto Mono" w:eastAsia="Roboto Mono"/>
           <w:b/>
           <w:bCs/>
         </w:rPr>
@@ -3756,7 +3756,7 @@
       </w:pPr>
       <w:r>
         <w:rPr>
-          <w:rFonts w:ascii="Roboto Mono" w:hAnsi="Roboto Mono"/>
+          <w:rFonts w:ascii="Roboto Mono" w:hAnsi="Roboto Mono" w:eastAsia="Roboto Mono"/>
         </w:rPr>
         <w:t>Relationship:</w:t>
       </w:r>
@@ -3829,19 +3829,19 @@
       </w:pPr>
       <w:r>
         <w:rPr>
-          <w:rFonts w:ascii="Roboto Mono" w:hAnsi="Roboto Mono"/>
+          <w:rFonts w:ascii="Roboto Mono" w:hAnsi="Roboto Mono" w:eastAsia="Roboto Mono"/>
         </w:rPr>
         <w:t xml:space="preserve">User 1 </w:t>
       </w:r>
       <w:r>
         <w:rPr>
-          <w:rFonts w:ascii="Arial" w:hAnsi="Arial" w:cs="Arial"/>
+          <w:rFonts w:ascii="Roboto Mono" w:hAnsi="Roboto Mono" w:cs="Arial" w:eastAsia="Roboto Mono"/>
         </w:rPr>
         <w:t>─────</w:t>
       </w:r>
       <w:r>
         <w:rPr>
-          <w:rFonts w:ascii="Roboto Mono" w:hAnsi="Roboto Mono"/>
+          <w:rFonts w:ascii="Roboto Mono" w:hAnsi="Roboto Mono" w:eastAsia="Roboto Mono"/>
         </w:rPr>
         <w:t xml:space="preserve"> 1 Profile</w:t>
       </w:r>
@@ -3854,7 +3854,7 @@
       </w:pPr>
       <w:r>
         <w:rPr>
-          <w:rFonts w:ascii="Roboto Mono" w:hAnsi="Roboto Mono"/>
+          <w:rFonts w:ascii="Roboto Mono" w:hAnsi="Roboto Mono" w:eastAsia="Roboto Mono"/>
         </w:rPr>
         <w:t>One user has one profile.</w:t>
       </w:r>
@@ -3867,7 +3867,7 @@
       </w:pPr>
       <w:r>
         <w:rPr>
-          <w:rFonts w:ascii="Roboto Mono" w:hAnsi="Roboto Mono"/>
+          <w:rFonts w:ascii="Roboto Mono" w:hAnsi="Roboto Mono" w:eastAsia="Roboto Mono"/>
         </w:rPr>
         <w:t>One profile belongs to one user.</w:t>
       </w:r>
@@ -3880,7 +3880,7 @@
       </w:pPr>
       <w:r>
         <w:rPr>
-          <w:rFonts w:ascii="Roboto Mono" w:hAnsi="Roboto Mono"/>
+          <w:rFonts w:ascii="Roboto Mono" w:hAnsi="Roboto Mono" w:eastAsia="Roboto Mono"/>
         </w:rPr>
         <w:pict w14:anchorId="2A4EB8AC">
           <v:rect id="_x0000_i1040" style="width:0;height:1.5pt" o:hralign="center" o:hrstd="t" o:hr="t" fillcolor="#a0a0a0" stroked="f"/>
@@ -3904,7 +3904,7 @@
     <w:p>
       <w:r>
         <w:rPr>
-          <w:rFonts w:ascii="Arial" w:hAnsi="Arial" w:cs="Arial"/>
+          <w:rFonts w:ascii="Arial" w:hAnsi="Arial" w:cs="Arial" w:eastAsia="Arial"/>
           <w:b/>
           <w:color w:val="000000"/>
           <w:sz w:val="18"/>
@@ -3914,7 +3914,7 @@
       </w:r>
       <w:r>
         <w:rPr>
-          <w:rFonts w:ascii="Arial" w:hAnsi="Arial" w:cs="Arial"/>
+          <w:rFonts w:ascii="Arial" w:hAnsi="Arial" w:cs="Arial" w:eastAsia="Arial"/>
           <w:color w:val="000000"/>
           <w:sz w:val="18"/>
           <w:highlight w:val="lightGray"/>
@@ -3923,7 +3923,7 @@
       </w:r>
       <w:r>
         <w:rPr>
-          <w:rFonts w:ascii="Arial" w:hAnsi="Arial" w:cs="Arial"/>
+          <w:rFonts w:ascii="Arial" w:hAnsi="Arial" w:cs="Arial" w:eastAsia="Arial"/>
           <w:b/>
           <w:color w:val="000000"/>
           <w:sz w:val="18"/>
@@ -3933,7 +3933,7 @@
       </w:r>
       <w:r>
         <w:rPr>
-          <w:rFonts w:ascii="Arial" w:hAnsi="Arial" w:cs="Arial"/>
+          <w:rFonts w:ascii="Arial" w:hAnsi="Arial" w:cs="Arial" w:eastAsia="Arial"/>
           <w:color w:val="000000"/>
           <w:sz w:val="18"/>
           <w:highlight w:val="lightGray"/>
@@ -3942,7 +3942,7 @@
       </w:r>
       <w:r>
         <w:rPr>
-          <w:rFonts w:ascii="Arial" w:hAnsi="Arial" w:cs="Arial"/>
+          <w:rFonts w:ascii="Arial" w:hAnsi="Arial" w:cs="Arial" w:eastAsia="Arial"/>
           <w:b/>
           <w:color w:val="000000"/>
           <w:sz w:val="18"/>
@@ -3952,7 +3952,7 @@
       </w:r>
       <w:r>
         <w:rPr>
-          <w:rFonts w:ascii="Arial" w:hAnsi="Arial" w:cs="Arial"/>
+          <w:rFonts w:ascii="Arial" w:hAnsi="Arial" w:cs="Arial" w:eastAsia="Arial"/>
           <w:color w:val="000000"/>
           <w:sz w:val="18"/>
           <w:highlight w:val="lightGray"/>
@@ -3970,7 +3970,7 @@
       </w:pPr>
       <w:r>
         <w:rPr>
-          <w:rFonts w:ascii="Roboto Mono" w:hAnsi="Roboto Mono"/>
+          <w:rFonts w:ascii="Roboto Mono" w:hAnsi="Roboto Mono" w:eastAsia="Roboto Mono"/>
           <w:b/>
           <w:bCs/>
         </w:rPr>
@@ -4047,19 +4047,19 @@
       </w:pPr>
       <w:r>
         <w:rPr>
-          <w:rFonts w:ascii="Roboto Mono" w:hAnsi="Roboto Mono"/>
+          <w:rFonts w:ascii="Roboto Mono" w:hAnsi="Roboto Mono" w:eastAsia="Roboto Mono"/>
         </w:rPr>
         <w:t xml:space="preserve">Person 1 </w:t>
       </w:r>
       <w:r>
         <w:rPr>
-          <w:rFonts w:ascii="Arial" w:hAnsi="Arial" w:cs="Arial"/>
+          <w:rFonts w:ascii="Roboto Mono" w:hAnsi="Roboto Mono" w:cs="Arial" w:eastAsia="Roboto Mono"/>
         </w:rPr>
         <w:t>─────</w:t>
       </w:r>
       <w:r>
         <w:rPr>
-          <w:rFonts w:ascii="Roboto Mono" w:hAnsi="Roboto Mono"/>
+          <w:rFonts w:ascii="Roboto Mono" w:hAnsi="Roboto Mono" w:eastAsia="Roboto Mono"/>
         </w:rPr>
         <w:t xml:space="preserve"> 1 Passport</w:t>
       </w:r>
@@ -4072,7 +4072,7 @@
       </w:pPr>
       <w:r>
         <w:rPr>
-          <w:rFonts w:ascii="Roboto Mono" w:hAnsi="Roboto Mono"/>
+          <w:rFonts w:ascii="Roboto Mono" w:hAnsi="Roboto Mono" w:eastAsia="Roboto Mono"/>
         </w:rPr>
         <w:t>Only one match on each side.</w:t>
       </w:r>
@@ -4085,7 +4085,7 @@
       </w:pPr>
       <w:r>
         <w:rPr>
-          <w:rFonts w:ascii="Roboto Mono" w:hAnsi="Roboto Mono"/>
+          <w:rFonts w:ascii="Roboto Mono" w:hAnsi="Roboto Mono" w:eastAsia="Roboto Mono"/>
         </w:rPr>
         <w:pict w14:anchorId="290F5E40">
           <v:rect id="_x0000_i1041" style="width:0;height:1.5pt" o:hralign="center" o:hrstd="t" o:hr="t" fillcolor="#a0a0a0" stroked="f"/>
@@ -4102,7 +4102,7 @@
       </w:pPr>
       <w:r>
         <w:rPr>
-          <w:rFonts w:ascii="Roboto Mono" w:hAnsi="Roboto Mono"/>
+          <w:rFonts w:ascii="Roboto Mono" w:hAnsi="Roboto Mono" w:eastAsia="Roboto Mono"/>
           <w:b/>
           <w:bCs/>
         </w:rPr>
@@ -4179,19 +4179,19 @@
       </w:pPr>
       <w:r>
         <w:rPr>
-          <w:rFonts w:ascii="Roboto Mono" w:hAnsi="Roboto Mono"/>
+          <w:rFonts w:ascii="Roboto Mono" w:hAnsi="Roboto Mono" w:eastAsia="Roboto Mono"/>
         </w:rPr>
         <w:t xml:space="preserve">Customer 1 </w:t>
       </w:r>
       <w:r>
         <w:rPr>
-          <w:rFonts w:ascii="Arial" w:hAnsi="Arial" w:cs="Arial"/>
+          <w:rFonts w:ascii="Roboto Mono" w:hAnsi="Roboto Mono" w:cs="Arial" w:eastAsia="Roboto Mono"/>
         </w:rPr>
         <w:t>─────</w:t>
       </w:r>
       <w:r>
         <w:rPr>
-          <w:rFonts w:ascii="Roboto Mono" w:hAnsi="Roboto Mono"/>
+          <w:rFonts w:ascii="Roboto Mono" w:hAnsi="Roboto Mono" w:eastAsia="Roboto Mono"/>
         </w:rPr>
         <w:t xml:space="preserve"> N Orders</w:t>
       </w:r>
@@ -4204,7 +4204,7 @@
       </w:pPr>
       <w:r>
         <w:rPr>
-          <w:rFonts w:ascii="Roboto Mono" w:hAnsi="Roboto Mono"/>
+          <w:rFonts w:ascii="Roboto Mono" w:hAnsi="Roboto Mono" w:eastAsia="Roboto Mono"/>
         </w:rPr>
         <w:t>One customer can have many orders.</w:t>
       </w:r>
@@ -4217,7 +4217,7 @@
       </w:pPr>
       <w:r>
         <w:rPr>
-          <w:rFonts w:ascii="Roboto Mono" w:hAnsi="Roboto Mono"/>
+          <w:rFonts w:ascii="Roboto Mono" w:hAnsi="Roboto Mono" w:eastAsia="Roboto Mono"/>
         </w:rPr>
         <w:pict w14:anchorId="4D9F86D4">
           <v:rect id="_x0000_i1042" style="width:0;height:1.5pt" o:hralign="center" o:hrstd="t" o:hr="t" fillcolor="#a0a0a0" stroked="f"/>
@@ -4234,7 +4234,7 @@
       </w:pPr>
       <w:r>
         <w:rPr>
-          <w:rFonts w:ascii="Roboto Mono" w:hAnsi="Roboto Mono"/>
+          <w:rFonts w:ascii="Roboto Mono" w:hAnsi="Roboto Mono" w:eastAsia="Roboto Mono"/>
           <w:b/>
           <w:bCs/>
         </w:rPr>
@@ -4659,7 +4659,7 @@
     <w:p>
       <w:r>
         <w:rPr>
-          <w:rFonts w:ascii="Arial" w:hAnsi="Arial" w:cs="Arial"/>
+          <w:rFonts w:ascii="Arial" w:hAnsi="Arial" w:cs="Arial" w:eastAsia="Arial"/>
           <w:b/>
           <w:color w:val="000000"/>
           <w:sz w:val="18"/>
@@ -4669,7 +4669,7 @@
       </w:r>
       <w:r>
         <w:rPr>
-          <w:rFonts w:ascii="Arial" w:hAnsi="Arial" w:cs="Arial"/>
+          <w:rFonts w:ascii="Arial" w:hAnsi="Arial" w:cs="Arial" w:eastAsia="Arial"/>
           <w:color w:val="000000"/>
           <w:sz w:val="18"/>
           <w:highlight w:val="lightGray"/>
@@ -4678,7 +4678,7 @@
       </w:r>
       <w:r>
         <w:rPr>
-          <w:rFonts w:ascii="Arial" w:hAnsi="Arial" w:cs="Arial"/>
+          <w:rFonts w:ascii="Arial" w:hAnsi="Arial" w:cs="Arial" w:eastAsia="Arial"/>
           <w:b/>
           <w:color w:val="000000"/>
           <w:sz w:val="18"/>
@@ -4688,7 +4688,7 @@
       </w:r>
       <w:r>
         <w:rPr>
-          <w:rFonts w:ascii="Arial" w:hAnsi="Arial" w:cs="Arial"/>
+          <w:rFonts w:ascii="Arial" w:hAnsi="Arial" w:cs="Arial" w:eastAsia="Arial"/>
           <w:color w:val="000000"/>
           <w:sz w:val="18"/>
           <w:highlight w:val="lightGray"/>
@@ -4697,7 +4697,7 @@
       </w:r>
       <w:r>
         <w:rPr>
-          <w:rFonts w:ascii="Arial" w:hAnsi="Arial" w:cs="Arial"/>
+          <w:rFonts w:ascii="Arial" w:hAnsi="Arial" w:cs="Arial" w:eastAsia="Arial"/>
           <w:b/>
           <w:color w:val="000000"/>
           <w:sz w:val="18"/>
@@ -4707,7 +4707,7 @@
       </w:r>
       <w:r>
         <w:rPr>
-          <w:rFonts w:ascii="Arial" w:hAnsi="Arial" w:cs="Arial"/>
+          <w:rFonts w:ascii="Arial" w:hAnsi="Arial" w:cs="Arial" w:eastAsia="Arial"/>
           <w:color w:val="000000"/>
           <w:sz w:val="18"/>
           <w:highlight w:val="lightGray"/>
@@ -4723,7 +4723,7 @@
       </w:pPr>
       <w:r>
         <w:rPr>
-          <w:rFonts w:ascii="Roboto Mono" w:hAnsi="Roboto Mono"/>
+          <w:rFonts w:ascii="Roboto Mono" w:hAnsi="Roboto Mono" w:eastAsia="Roboto Mono"/>
         </w:rPr>
         <w:t>Think of a person and their national passport:</w:t>
       </w:r>
@@ -4796,19 +4796,19 @@
       </w:pPr>
       <w:r>
         <w:rPr>
-          <w:rFonts w:ascii="Roboto Mono" w:hAnsi="Roboto Mono"/>
+          <w:rFonts w:ascii="Roboto Mono" w:hAnsi="Roboto Mono" w:eastAsia="Roboto Mono"/>
         </w:rPr>
         <w:t xml:space="preserve">Ali </w:t>
       </w:r>
       <w:r>
         <w:rPr>
-          <w:rFonts w:ascii="Arial" w:hAnsi="Arial" w:cs="Arial"/>
+          <w:rFonts w:ascii="Roboto Mono" w:hAnsi="Roboto Mono" w:cs="Arial" w:eastAsia="Roboto Mono"/>
         </w:rPr>
         <w:t>↔</w:t>
       </w:r>
       <w:r>
         <w:rPr>
-          <w:rFonts w:ascii="Roboto Mono" w:hAnsi="Roboto Mono"/>
+          <w:rFonts w:ascii="Roboto Mono" w:hAnsi="Roboto Mono" w:eastAsia="Roboto Mono"/>
         </w:rPr>
         <w:t xml:space="preserve"> Passport A123456</w:t>
       </w:r>
@@ -4821,7 +4821,7 @@
       </w:pPr>
       <w:r>
         <w:rPr>
-          <w:rFonts w:ascii="Roboto Mono" w:hAnsi="Roboto Mono"/>
+          <w:rFonts w:ascii="Roboto Mono" w:hAnsi="Roboto Mono" w:eastAsia="Roboto Mono"/>
         </w:rPr>
         <w:t>Ali cannot have two active passports in this example, and Passport A123456 belongs only to Ali.</w:t>
       </w:r>
@@ -4834,13 +4834,13 @@
       </w:pPr>
       <w:r>
         <w:rPr>
-          <w:rFonts w:ascii="Roboto Mono" w:hAnsi="Roboto Mono"/>
+          <w:rFonts w:ascii="Roboto Mono" w:hAnsi="Roboto Mono" w:eastAsia="Roboto Mono"/>
         </w:rPr>
         <w:t xml:space="preserve">This is a </w:t>
       </w:r>
       <w:r>
         <w:rPr>
-          <w:rFonts w:ascii="Roboto Mono" w:hAnsi="Roboto Mono"/>
+          <w:rFonts w:ascii="Roboto Mono" w:hAnsi="Roboto Mono" w:eastAsia="Roboto Mono"/>
           <w:b/>
           <w:bCs/>
         </w:rPr>
@@ -4848,7 +4848,7 @@
       </w:r>
       <w:r>
         <w:rPr>
-          <w:rFonts w:ascii="Roboto Mono" w:hAnsi="Roboto Mono"/>
+          <w:rFonts w:ascii="Roboto Mono" w:hAnsi="Roboto Mono" w:eastAsia="Roboto Mono"/>
         </w:rPr>
         <w:t>.</w:t>
       </w:r>
@@ -4861,7 +4861,7 @@
       </w:pPr>
       <w:r>
         <w:rPr>
-          <w:rFonts w:ascii="Roboto Mono" w:hAnsi="Roboto Mono"/>
+          <w:rFonts w:ascii="Roboto Mono" w:hAnsi="Roboto Mono" w:eastAsia="Roboto Mono"/>
         </w:rPr>
         <w:pict w14:anchorId="7C045B16">
           <v:rect id="_x0000_i1043" style="width:0;height:1.5pt" o:hralign="center" o:hrstd="t" o:hr="t" fillcolor="#a0a0a0" stroked="f"/>
@@ -4885,7 +4885,7 @@
     <w:p>
       <w:r>
         <w:rPr>
-          <w:rFonts w:ascii="Arial" w:hAnsi="Arial" w:cs="Arial"/>
+          <w:rFonts w:ascii="Arial" w:hAnsi="Arial" w:cs="Arial" w:eastAsia="Arial"/>
           <w:b/>
           <w:color w:val="000000"/>
           <w:sz w:val="18"/>
@@ -4895,7 +4895,7 @@
       </w:r>
       <w:r>
         <w:rPr>
-          <w:rFonts w:ascii="Arial" w:hAnsi="Arial" w:cs="Arial"/>
+          <w:rFonts w:ascii="Arial" w:hAnsi="Arial" w:cs="Arial" w:eastAsia="Arial"/>
           <w:color w:val="000000"/>
           <w:sz w:val="18"/>
           <w:highlight w:val="lightGray"/>
@@ -4904,7 +4904,7 @@
       </w:r>
       <w:r>
         <w:rPr>
-          <w:rFonts w:ascii="Arial" w:hAnsi="Arial" w:cs="Arial"/>
+          <w:rFonts w:ascii="Arial" w:hAnsi="Arial" w:cs="Arial" w:eastAsia="Arial"/>
           <w:b/>
           <w:color w:val="000000"/>
           <w:sz w:val="18"/>
@@ -4914,7 +4914,7 @@
       </w:r>
       <w:r>
         <w:rPr>
-          <w:rFonts w:ascii="Arial" w:hAnsi="Arial" w:cs="Arial"/>
+          <w:rFonts w:ascii="Arial" w:hAnsi="Arial" w:cs="Arial" w:eastAsia="Arial"/>
           <w:color w:val="000000"/>
           <w:sz w:val="18"/>
           <w:highlight w:val="lightGray"/>
@@ -4923,7 +4923,7 @@
       </w:r>
       <w:r>
         <w:rPr>
-          <w:rFonts w:ascii="Arial" w:hAnsi="Arial" w:cs="Arial"/>
+          <w:rFonts w:ascii="Arial" w:hAnsi="Arial" w:cs="Arial" w:eastAsia="Arial"/>
           <w:b/>
           <w:color w:val="000000"/>
           <w:sz w:val="18"/>
@@ -4933,7 +4933,7 @@
       </w:r>
       <w:r>
         <w:rPr>
-          <w:rFonts w:ascii="Arial" w:hAnsi="Arial" w:cs="Arial"/>
+          <w:rFonts w:ascii="Arial" w:hAnsi="Arial" w:cs="Arial" w:eastAsia="Arial"/>
           <w:color w:val="000000"/>
           <w:sz w:val="18"/>
           <w:highlight w:val="lightGray"/>
@@ -4949,13 +4949,13 @@
       </w:pPr>
       <w:r>
         <w:rPr>
-          <w:rFonts w:ascii="Roboto Mono" w:hAnsi="Roboto Mono"/>
+          <w:rFonts w:ascii="Roboto Mono" w:hAnsi="Roboto Mono" w:eastAsia="Roboto Mono"/>
         </w:rPr>
         <w:t xml:space="preserve">A </w:t>
       </w:r>
       <w:r>
         <w:rPr>
-          <w:rFonts w:ascii="Roboto Mono" w:hAnsi="Roboto Mono"/>
+          <w:rFonts w:ascii="Roboto Mono" w:hAnsi="Roboto Mono" w:eastAsia="Roboto Mono"/>
           <w:b/>
           <w:bCs/>
         </w:rPr>
@@ -4963,13 +4963,13 @@
       </w:r>
       <w:r>
         <w:rPr>
-          <w:rFonts w:ascii="Roboto Mono" w:hAnsi="Roboto Mono"/>
+          <w:rFonts w:ascii="Roboto Mono" w:hAnsi="Roboto Mono" w:eastAsia="Roboto Mono"/>
         </w:rPr>
         <w:t xml:space="preserve"> occurs when one record in one entity is associated with exactly one record in another entity, and vice versa. Examples include </w:t>
       </w:r>
       <w:r>
         <w:rPr>
-          <w:rFonts w:ascii="Roboto Mono" w:hAnsi="Roboto Mono"/>
+          <w:rFonts w:ascii="Roboto Mono" w:hAnsi="Roboto Mono" w:eastAsia="Roboto Mono"/>
           <w:b/>
           <w:bCs/>
         </w:rPr>
@@ -4977,13 +4977,13 @@
       </w:r>
       <w:r>
         <w:rPr>
-          <w:rFonts w:ascii="Roboto Mono" w:hAnsi="Roboto Mono"/>
+          <w:rFonts w:ascii="Roboto Mono" w:hAnsi="Roboto Mono" w:eastAsia="Roboto Mono"/>
         </w:rPr>
         <w:t xml:space="preserve">, </w:t>
       </w:r>
       <w:r>
         <w:rPr>
-          <w:rFonts w:ascii="Roboto Mono" w:hAnsi="Roboto Mono"/>
+          <w:rFonts w:ascii="Roboto Mono" w:hAnsi="Roboto Mono" w:eastAsia="Roboto Mono"/>
           <w:b/>
           <w:bCs/>
         </w:rPr>
@@ -4991,13 +4991,13 @@
       </w:r>
       <w:r>
         <w:rPr>
-          <w:rFonts w:ascii="Roboto Mono" w:hAnsi="Roboto Mono"/>
+          <w:rFonts w:ascii="Roboto Mono" w:hAnsi="Roboto Mono" w:eastAsia="Roboto Mono"/>
         </w:rPr>
         <w:t xml:space="preserve">, and </w:t>
       </w:r>
       <w:r>
         <w:rPr>
-          <w:rFonts w:ascii="Roboto Mono" w:hAnsi="Roboto Mono"/>
+          <w:rFonts w:ascii="Roboto Mono" w:hAnsi="Roboto Mono" w:eastAsia="Roboto Mono"/>
           <w:b/>
           <w:bCs/>
         </w:rPr>
@@ -5005,13 +5005,13 @@
       </w:r>
       <w:r>
         <w:rPr>
-          <w:rFonts w:ascii="Roboto Mono" w:hAnsi="Roboto Mono"/>
+          <w:rFonts w:ascii="Roboto Mono" w:hAnsi="Roboto Mono" w:eastAsia="Roboto Mono"/>
         </w:rPr>
         <w:t xml:space="preserve">. It is typically implemented using a </w:t>
       </w:r>
       <w:r>
         <w:rPr>
-          <w:rFonts w:ascii="Roboto Mono" w:hAnsi="Roboto Mono"/>
+          <w:rFonts w:ascii="Roboto Mono" w:hAnsi="Roboto Mono" w:eastAsia="Roboto Mono"/>
           <w:b/>
           <w:bCs/>
         </w:rPr>
@@ -5019,7 +5019,7 @@
       </w:r>
       <w:r>
         <w:rPr>
-          <w:rFonts w:ascii="Roboto Mono" w:hAnsi="Roboto Mono"/>
+          <w:rFonts w:ascii="Roboto Mono" w:hAnsi="Roboto Mono" w:eastAsia="Roboto Mono"/>
         </w:rPr>
         <w:t>.</w:t>
       </w:r>

--- a/Knowledge/3-Work knowledge/1-Software Engineering/2-General Technologies/9-Databases/5-My Source/1-Intro to Databases/1-Data Models/1-Components of a Data Model/2-Types of Relationships/1-One-to-One.docx
+++ b/Knowledge/3-Work knowledge/1-Software Engineering/2-General Technologies/9-Databases/5-My Source/1-Intro to Databases/1-Data Models/1-Components of a Data Model/2-Types of Relationships/1-One-to-One.docx
@@ -7,6 +7,9 @@
         <w:pStyle w:val="Heading1"/>
       </w:pPr>
       <w:r>
+        <w:rPr>
+          <w:rFonts w:ascii="Calibri Light" w:hAnsi="Calibri Light" w:eastAsia="Calibri Light"/>
+        </w:rPr>
         <w:t>One-to-One</w:t>
       </w:r>
     </w:p>
@@ -16,11 +19,14 @@
       </w:pPr>
       <w:r>
         <w:rPr>
-          <w:rFonts w:ascii="Segoe UI Emoji" w:hAnsi="Segoe UI Emoji" w:cs="Segoe UI Emoji"/>
+          <w:rFonts w:ascii="Calibri Light" w:hAnsi="Calibri Light" w:cs="Segoe UI Emoji" w:eastAsia="Calibri Light"/>
         </w:rPr>
         <w:t>🌟</w:t>
       </w:r>
       <w:r>
+        <w:rPr>
+          <w:rFonts w:ascii="Calibri Light" w:hAnsi="Calibri Light" w:eastAsia="Calibri Light"/>
+        </w:rPr>
         <w:t xml:space="preserve"> Definition</w:t>
       </w:r>
     </w:p>
@@ -256,11 +262,14 @@
       </w:pPr>
       <w:r>
         <w:rPr>
-          <w:rFonts w:ascii="Segoe UI Emoji" w:hAnsi="Segoe UI Emoji" w:cs="Segoe UI Emoji"/>
+          <w:rFonts w:ascii="Calibri Light" w:hAnsi="Calibri Light" w:cs="Segoe UI Emoji" w:eastAsia="Calibri Light"/>
         </w:rPr>
         <w:t>🎯</w:t>
       </w:r>
       <w:r>
+        <w:rPr>
+          <w:rFonts w:ascii="Calibri Light" w:hAnsi="Calibri Light" w:eastAsia="Calibri Light"/>
+        </w:rPr>
         <w:t xml:space="preserve"> Purpose</w:t>
       </w:r>
     </w:p>
@@ -408,11 +417,14 @@
       </w:pPr>
       <w:r>
         <w:rPr>
-          <w:rFonts w:ascii="Segoe UI Emoji" w:hAnsi="Segoe UI Emoji" w:cs="Segoe UI Emoji"/>
+          <w:rFonts w:ascii="Calibri Light" w:hAnsi="Calibri Light" w:cs="Segoe UI Emoji" w:eastAsia="Calibri Light"/>
         </w:rPr>
         <w:t>🧠</w:t>
       </w:r>
       <w:r>
+        <w:rPr>
+          <w:rFonts w:ascii="Calibri Light" w:hAnsi="Calibri Light" w:eastAsia="Calibri Light"/>
+        </w:rPr>
         <w:t xml:space="preserve"> Simple Example</w:t>
       </w:r>
     </w:p>
@@ -1276,11 +1288,14 @@
       </w:pPr>
       <w:r>
         <w:rPr>
-          <w:rFonts w:ascii="Segoe UI Emoji" w:hAnsi="Segoe UI Emoji" w:cs="Segoe UI Emoji"/>
+          <w:rFonts w:ascii="Calibri Light" w:hAnsi="Calibri Light" w:cs="Segoe UI Emoji" w:eastAsia="Calibri Light"/>
         </w:rPr>
         <w:t>📚</w:t>
       </w:r>
       <w:r>
+        <w:rPr>
+          <w:rFonts w:ascii="Calibri Light" w:hAnsi="Calibri Light" w:eastAsia="Calibri Light"/>
+        </w:rPr>
         <w:t xml:space="preserve"> Real-World Examples</w:t>
       </w:r>
     </w:p>
@@ -1289,15 +1304,21 @@
         <w:pStyle w:val="Heading3"/>
       </w:pPr>
       <w:r>
+        <w:rPr>
+          <w:rFonts w:ascii="Calibri Light" w:hAnsi="Calibri Light" w:eastAsia="Calibri Light"/>
+        </w:rPr>
         <w:t xml:space="preserve">1. Person </w:t>
       </w:r>
       <w:r>
         <w:rPr>
-          <w:rFonts w:ascii="Arial" w:hAnsi="Arial" w:cs="Arial"/>
+          <w:rFonts w:ascii="Calibri Light" w:hAnsi="Calibri Light" w:cs="Arial" w:eastAsia="Calibri Light"/>
         </w:rPr>
         <w:t>↔</w:t>
       </w:r>
       <w:r>
+        <w:rPr>
+          <w:rFonts w:ascii="Calibri Light" w:hAnsi="Calibri Light" w:eastAsia="Calibri Light"/>
+        </w:rPr>
         <w:t xml:space="preserve"> Passport</w:t>
       </w:r>
     </w:p>
@@ -1467,15 +1488,21 @@
         <w:pStyle w:val="Heading3"/>
       </w:pPr>
       <w:r>
+        <w:rPr>
+          <w:rFonts w:ascii="Calibri Light" w:hAnsi="Calibri Light" w:eastAsia="Calibri Light"/>
+        </w:rPr>
         <w:t xml:space="preserve">2. Employee </w:t>
       </w:r>
       <w:r>
         <w:rPr>
-          <w:rFonts w:ascii="Arial" w:hAnsi="Arial" w:cs="Arial"/>
+          <w:rFonts w:ascii="Calibri Light" w:hAnsi="Calibri Light" w:cs="Arial" w:eastAsia="Calibri Light"/>
         </w:rPr>
         <w:t>↔</w:t>
       </w:r>
       <w:r>
+        <w:rPr>
+          <w:rFonts w:ascii="Calibri Light" w:hAnsi="Calibri Light" w:eastAsia="Calibri Light"/>
+        </w:rPr>
         <w:t xml:space="preserve"> Company ID Card</w:t>
       </w:r>
     </w:p>
@@ -1645,15 +1672,21 @@
         <w:pStyle w:val="Heading3"/>
       </w:pPr>
       <w:r>
+        <w:rPr>
+          <w:rFonts w:ascii="Calibri Light" w:hAnsi="Calibri Light" w:eastAsia="Calibri Light"/>
+        </w:rPr>
         <w:t xml:space="preserve">3. User </w:t>
       </w:r>
       <w:r>
         <w:rPr>
-          <w:rFonts w:ascii="Arial" w:hAnsi="Arial" w:cs="Arial"/>
+          <w:rFonts w:ascii="Calibri Light" w:hAnsi="Calibri Light" w:cs="Arial" w:eastAsia="Calibri Light"/>
         </w:rPr>
         <w:t>↔</w:t>
       </w:r>
       <w:r>
+        <w:rPr>
+          <w:rFonts w:ascii="Calibri Light" w:hAnsi="Calibri Light" w:eastAsia="Calibri Light"/>
+        </w:rPr>
         <w:t xml:space="preserve"> User Profile</w:t>
       </w:r>
     </w:p>
@@ -1821,15 +1854,21 @@
         <w:pStyle w:val="Heading3"/>
       </w:pPr>
       <w:r>
+        <w:rPr>
+          <w:rFonts w:ascii="Calibri Light" w:hAnsi="Calibri Light" w:eastAsia="Calibri Light"/>
+        </w:rPr>
         <w:t xml:space="preserve">4. Vehicle </w:t>
       </w:r>
       <w:r>
         <w:rPr>
-          <w:rFonts w:ascii="Arial" w:hAnsi="Arial" w:cs="Arial"/>
+          <w:rFonts w:ascii="Calibri Light" w:hAnsi="Calibri Light" w:cs="Arial" w:eastAsia="Calibri Light"/>
         </w:rPr>
         <w:t>↔</w:t>
       </w:r>
       <w:r>
+        <w:rPr>
+          <w:rFonts w:ascii="Calibri Light" w:hAnsi="Calibri Light" w:eastAsia="Calibri Light"/>
+        </w:rPr>
         <w:t xml:space="preserve"> Registration Certificate</w:t>
       </w:r>
     </w:p>
@@ -2000,11 +2039,14 @@
       </w:pPr>
       <w:r>
         <w:rPr>
-          <w:rFonts w:ascii="Segoe UI Emoji" w:hAnsi="Segoe UI Emoji" w:cs="Segoe UI Emoji"/>
+          <w:rFonts w:ascii="Calibri Light" w:hAnsi="Calibri Light" w:cs="Segoe UI Emoji" w:eastAsia="Calibri Light"/>
         </w:rPr>
         <w:t>📊</w:t>
       </w:r>
       <w:r>
+        <w:rPr>
+          <w:rFonts w:ascii="Calibri Light" w:hAnsi="Calibri Light" w:eastAsia="Calibri Light"/>
+        </w:rPr>
         <w:t xml:space="preserve"> ER Diagram Representation</w:t>
       </w:r>
     </w:p>
@@ -2209,11 +2251,14 @@
       </w:pPr>
       <w:r>
         <w:rPr>
-          <w:rFonts w:ascii="Segoe UI Emoji" w:hAnsi="Segoe UI Emoji" w:cs="Segoe UI Emoji"/>
+          <w:rFonts w:ascii="Calibri Light" w:hAnsi="Calibri Light" w:cs="Segoe UI Emoji" w:eastAsia="Calibri Light"/>
         </w:rPr>
         <w:t>🗄️</w:t>
       </w:r>
       <w:r>
+        <w:rPr>
+          <w:rFonts w:ascii="Calibri Light" w:hAnsi="Calibri Light" w:eastAsia="Calibri Light"/>
+        </w:rPr>
         <w:t xml:space="preserve"> Database Implementation</w:t>
       </w:r>
     </w:p>
@@ -3067,11 +3112,14 @@
       </w:pPr>
       <w:r>
         <w:rPr>
-          <w:rFonts w:ascii="Segoe UI Emoji" w:hAnsi="Segoe UI Emoji" w:cs="Segoe UI Emoji"/>
+          <w:rFonts w:ascii="Calibri Light" w:hAnsi="Calibri Light" w:cs="Segoe UI Emoji" w:eastAsia="Calibri Light"/>
         </w:rPr>
         <w:t>🔢</w:t>
       </w:r>
       <w:r>
+        <w:rPr>
+          <w:rFonts w:ascii="Calibri Light" w:hAnsi="Calibri Light" w:eastAsia="Calibri Light"/>
+        </w:rPr>
         <w:t xml:space="preserve"> Characteristics of a One-to-One Relationship</w:t>
       </w:r>
     </w:p>
@@ -3223,11 +3271,14 @@
       </w:pPr>
       <w:r>
         <w:rPr>
-          <w:rFonts w:ascii="Segoe UI Emoji" w:hAnsi="Segoe UI Emoji" w:cs="Segoe UI Emoji"/>
+          <w:rFonts w:ascii="Calibri Light" w:hAnsi="Calibri Light" w:cs="Segoe UI Emoji" w:eastAsia="Calibri Light"/>
         </w:rPr>
         <w:t>🌍</w:t>
       </w:r>
       <w:r>
+        <w:rPr>
+          <w:rFonts w:ascii="Calibri Light" w:hAnsi="Calibri Light" w:eastAsia="Calibri Light"/>
+        </w:rPr>
         <w:t xml:space="preserve"> User Account Example</w:t>
       </w:r>
     </w:p>
@@ -3893,11 +3944,14 @@
       </w:pPr>
       <w:r>
         <w:rPr>
-          <w:rFonts w:ascii="Segoe UI Emoji" w:hAnsi="Segoe UI Emoji" w:cs="Segoe UI Emoji"/>
+          <w:rFonts w:ascii="Calibri Light" w:hAnsi="Calibri Light" w:cs="Segoe UI Emoji" w:eastAsia="Calibri Light"/>
         </w:rPr>
         <w:t>⚠️</w:t>
       </w:r>
       <w:r>
+        <w:rPr>
+          <w:rFonts w:ascii="Calibri Light" w:hAnsi="Calibri Light" w:eastAsia="Calibri Light"/>
+        </w:rPr>
         <w:t xml:space="preserve"> One-to-One vs One-to-Many</w:t>
       </w:r>
     </w:p>
@@ -4648,11 +4702,14 @@
       </w:pPr>
       <w:r>
         <w:rPr>
-          <w:rFonts w:ascii="Segoe UI Emoji" w:hAnsi="Segoe UI Emoji" w:cs="Segoe UI Emoji"/>
+          <w:rFonts w:ascii="Calibri Light" w:hAnsi="Calibri Light" w:cs="Segoe UI Emoji" w:eastAsia="Calibri Light"/>
         </w:rPr>
         <w:t>🧠</w:t>
       </w:r>
       <w:r>
+        <w:rPr>
+          <w:rFonts w:ascii="Calibri Light" w:hAnsi="Calibri Light" w:eastAsia="Calibri Light"/>
+        </w:rPr>
         <w:t xml:space="preserve"> Simple Analogy</w:t>
       </w:r>
     </w:p>
@@ -4874,11 +4931,14 @@
       </w:pPr>
       <w:r>
         <w:rPr>
-          <w:rFonts w:ascii="Segoe UI Emoji" w:hAnsi="Segoe UI Emoji" w:cs="Segoe UI Emoji"/>
+          <w:rFonts w:ascii="Calibri Light" w:hAnsi="Calibri Light" w:cs="Segoe UI Emoji" w:eastAsia="Calibri Light"/>
         </w:rPr>
         <w:t>🧭</w:t>
       </w:r>
       <w:r>
+        <w:rPr>
+          <w:rFonts w:ascii="Calibri Light" w:hAnsi="Calibri Light" w:eastAsia="Calibri Light"/>
+        </w:rPr>
         <w:t xml:space="preserve"> Summary</w:t>
       </w:r>
     </w:p>
